--- a/docs/AgentRec V2 技术知识体系.docx
+++ b/docs/AgentRec V2 技术知识体系.docx
@@ -5096,6 +5096,209 @@
         <w:t>Domain object 使用禁止额外字段的 Pydantic v2 schema，枚举和值可稳定 JSON 序列化；反序列化时重新验证 identity、quantity、category 和 status consistency。</w:t>
       </w:r>
     </w:p>
+    <w:p>
+      <w:pPr>
+        <w:pStyle w:val="Heading1"/>
+        <w:pageBreakBefore/>
+      </w:pPr>
+      <w:r>
+        <w:t>V2 09 2a Chunk Embedding Artifact Engineering</w:t>
+      </w:r>
+    </w:p>
+    <w:p>
+      <w:pPr>
+        <w:pStyle w:val="Heading2"/>
+      </w:pPr>
+      <w:r>
+        <w:t>ProductDocument KnowledgeChunk 与 Chunk Embedding</w:t>
+      </w:r>
+    </w:p>
+    <w:p>
+      <w:pPr/>
+      <w:r>
+        <w:t>ProductDocument 是以 parent_asin 为 canonical identity 的商品知识对象，聚合标题、类目、价格、评分、features 和 description。KnowledgeChunk 是从 ProductDocument 拆出的可独立检索文本单元，一个商品可产生 summary、features、description 等多个 chunks。Chunk Embedding 是 KnowledgeChunk 文本的数值向量表示。三者通过 chunk_id、parent_asin 和 canonical item_index 建立可验证关系。</w:t>
+      </w:r>
+    </w:p>
+    <w:p>
+      <w:pPr/>
+      <w:r>
+        <w:t>矩阵行表示 chunk，而不是商品；一个 item_index 可以对应多行 embedding。因此必须保存 embedding row -&gt; chunk_id -&gt; parent_asin -&gt; item_index 的显式映射，不能把 embedding row 当作 item_index。</w:t>
+      </w:r>
+    </w:p>
+    <w:p>
+      <w:pPr>
+        <w:pStyle w:val="Heading2"/>
+      </w:pPr>
+      <w:r>
+        <w:t>Dense Embedding 与 BGE M3</w:t>
+      </w:r>
+    </w:p>
+    <w:p>
+      <w:pPr/>
+      <w:r>
+        <w:t>Dense Embedding 把文本编码为固定长度的稠密浮点向量，使语义相近文本在向量空间中更接近。AgentRec 使用本地 BAAI/bge-m3 为 Knowledge Chunks 生成 1024 维 dense vectors。1024 是当前 BGE-M3 dense output 的模型契约，不代表维度越大越好，也不应由下游任意修改。</w:t>
+      </w:r>
+    </w:p>
+    <w:p>
+      <w:pPr/>
+      <w:r>
+        <w:t>BGE-M3 在本阶段只负责文本编码，不负责商品身份、业务过滤、向量索引或答案生成。V2-09.2a 固化 chunk vector artifact；V2-09.2b 尚未开始，因此不能把当前状态描述为已完成 FAISS 或 Chunk Retrieval。</w:t>
+      </w:r>
+    </w:p>
+    <w:p>
+      <w:pPr>
+        <w:pStyle w:val="Heading2"/>
+      </w:pPr>
+      <w:r>
+        <w:t>Batch Encoding 与数值表示</w:t>
+      </w:r>
+    </w:p>
+    <w:p>
+      <w:pPr/>
+      <w:r>
+        <w:t>Batch Encoding 让 GPU 一次处理多条 chunk 文本，减少逐条调用开销并提高吞吐。本项目使用 batch_size=8、max_length=2048、单进程单 cuda:0。max_length 是 tokenizer 截断上限，不改变 artifact 的 1024 维输出契约。</w:t>
+      </w:r>
+    </w:p>
+    <w:p>
+      <w:pPr/>
+      <w:r>
+        <w:t>use_fp16=true 表示模型 inference 在支持的 GPU 上采用半精度路径以降低显存占用并提升吞吐；最终 artifact 统一转换为 contiguous float32，以提供稳定的持久化 dtype 和后续数值计算接口。推理精度与持久化 dtype 是两个不同层面的决策。</w:t>
+      </w:r>
+    </w:p>
+    <w:p>
+      <w:pPr>
+        <w:pStyle w:val="Heading2"/>
+      </w:pPr>
+      <w:r>
+        <w:t>L2 Normalization 与后续检索关系</w:t>
+      </w:r>
+    </w:p>
+    <w:p>
+      <w:pPr/>
+      <w:r>
+        <w:t>L2 normalization 将向量除以自身二范数，使每个非零向量的 norm 接近 1。构建器显式拒绝 NaN、Inf 和 zero vector，再保存 normalized float32。正式结果的 norm min/mean/max 分别为 0.9999998211860657、0.9999999950321271 和 1.0000001192092896。</w:t>
+      </w:r>
+    </w:p>
+    <w:p>
+      <w:pPr/>
+      <w:r>
+        <w:t>若未来 Query 与 Chunk Embedding 都执行相同 L2 normalization，则 cosine similarity 与 inner product/dot product 在排序上等价，因为两个向量的范数都为 1。这是后续检索设计的数学基础，但不表示 V2-09.2b 已经实现。</w:t>
+      </w:r>
+    </w:p>
+    <w:p>
+      <w:pPr>
+        <w:pStyle w:val="Heading2"/>
+      </w:pPr>
+      <w:r>
+        <w:t>NumPy NPY Memmap</w:t>
+      </w:r>
+    </w:p>
+    <w:p>
+      <w:pPr/>
+      <w:r>
+        <w:t>345,615 × 1024 个 float32 元素约占 1.4 GB。若把每个 batch 结果长期保存在 Python list 或多个 ndarray 中，除了原始向量，还会产生对象、引用、拼接和临时复制开销。npy memmap 预先建立固定 shape 的磁盘数组，并按 row slice 增量写入，使常驻内存主要由当前 batch 和验证 block 决定。</w:t>
+      </w:r>
+    </w:p>
+    <w:p>
+      <w:pPr/>
+      <w:r>
+        <w:t>Memmap 不等于数据已经 durable。写入可能仍停留在进程或操作系统缓冲区，因此长任务需要把 flush 与 checkpoint 结合，定义可信边界。最终验证也应分块扫描，避免为整个矩阵创建额外大型临时数组。</w:t>
+      </w:r>
+    </w:p>
+    <w:p>
+      <w:pPr>
+        <w:pStyle w:val="Heading2"/>
+      </w:pPr>
+      <w:r>
+        <w:t>Checkpoint Flush 与 Durable Boundary</w:t>
+      </w:r>
+    </w:p>
+    <w:p>
+      <w:pPr/>
+      <w:r>
+        <w:t>processed_rows 是程序逻辑状态：表示 encoder 和赋值流程曾经运行到哪个位置。last_flushed_source_row_exclusive 是 durable boundary：表示该边界之前的 memmap 已 flush，并且 checkpoint 已原子记录。只有 durable boundary 之前的数据可在故障恢复后被信任。</w:t>
+      </w:r>
+    </w:p>
+    <w:p>
+      <w:pPr/>
+      <w:r>
+        <w:t>如果 processed_rows=306416，而 last_flushed_source_row_exclusive=303104，则 [303104,306416) 属于 unflushed tail。恢复时必须从 303104 重新编码。重复少量计算的成本低于信任可能未完整落盘的数据并产生 silent corruption 的风险。</w:t>
+      </w:r>
+    </w:p>
+    <w:p>
+      <w:pPr>
+        <w:pStyle w:val="Heading2"/>
+      </w:pPr>
+      <w:r>
+        <w:t>Resume 与 Fail Closed Contract</w:t>
+      </w:r>
+    </w:p>
+    <w:p>
+      <w:pPr/>
+      <w:r>
+        <w:t>Resume 是从显式指定的 unpublished temporary directory 继续同一 export。程序不自动选择最新目录，避免恢复错误任务。续写前必须验证 source SHA-256、行数与范围、mode、model name/path、dimension、batch size、max_length、device、FP16、dense_only、dtype、memmap shape、checkpoint status 和 committed boundary。</w:t>
+      </w:r>
+    </w:p>
+    <w:p>
+      <w:pPr/>
+      <w:r>
+        <w:t>Fail closed 表示任何字段缺失、损坏或不一致都停止，而不是尝试猜测。原因是 embedding 文件没有自描述每一行来自哪个模型或输入版本；若不同 contract 的向量被写入同一矩阵，文件仍可能在 shape 和 dtype 上看似正常，但语义已经损坏。</w:t>
+      </w:r>
+    </w:p>
+    <w:p>
+      <w:pPr>
+        <w:pStyle w:val="Heading2"/>
+      </w:pPr>
+      <w:r>
+        <w:t>Fingerprint Manifest 与 Atomic Publish</w:t>
+      </w:r>
+    </w:p>
+    <w:p>
+      <w:pPr/>
+      <w:r>
+        <w:t>Fingerprint 用稳定摘要标识输入或输出内容。SHA-256 用于发现文件变化与传输、落盘损坏，不用于证明模型质量。retrieval_manifest 记录 source fingerprint、模型/config、shape、dtype、normalization、norm statistics 和 output checksums，使 artifact provenance 可以独立检查。</w:t>
+      </w:r>
+    </w:p>
+    <w:p>
+      <w:pPr/>
+      <w:r>
+        <w:t>Temporary Artifact 把构建中的 memmap、checkpoint 和中间状态隔离在非正式目录。只有所有行完成并通过最终验证后，才移除 checkpoint 并 atomic publish 整个目录。这样消费者要么看到旧的完整 artifact，要么看到新的完整 artifact，不会看到半成品。正式输出已存在时拒绝覆盖，也避免重复执行误伤已验证结果。</w:t>
+      </w:r>
+    </w:p>
+    <w:p>
+      <w:pPr>
+        <w:pStyle w:val="Heading2"/>
+      </w:pPr>
+      <w:r>
+        <w:t>Recoverable Offline Pipeline 与 Idempotency</w:t>
+      </w:r>
+    </w:p>
+    <w:p>
+      <w:pPr/>
+      <w:r>
+        <w:t>Recoverable offline pipeline 把进度、durable boundary、输入/config contract 和发布条件显式化。它不保证底层 runtime 永不失败，而是保证失败后能够从已验证边界继续，并且失败状态不会污染正式输出。相同输入与配置重新执行应产生相同行顺序、身份映射与可验证 artifact，这体现了可重复执行和幂等设计思想。</w:t>
+      </w:r>
+    </w:p>
+    <w:p>
+      <w:pPr>
+        <w:pStyle w:val="Heading2"/>
+      </w:pPr>
+      <w:r>
+        <w:t>Resume 与 Shard Merge</w:t>
+      </w:r>
+    </w:p>
+    <w:p>
+      <w:pPr/>
+      <w:r>
+        <w:t>Resume 在一个固定矩阵和单任务 checkpoint 上继续，适合当前 345,615 chunks、单 GPU、memmap 已能容纳且主要需求是故障恢复的场景。Shard + Retry + Merge 把输入切成多个独立 artifact，适合数千万 chunks、多 GPU、分布式 workers、并行化或局部 shard 重试，但需要额外设计 shard identity、排序、完整性与 merge contract。二者解决的问题侧重点不同，不能简单判断谁更高级。</w:t>
+      </w:r>
+    </w:p>
+    <w:p>
+      <w:pPr/>
+      <w:r>
+        <w:t>V2-09.2a 的正式规模为 345,615 chunks 和 345,615 × 1024 float32 embeddings，状态 PASS / FROZEN。下一阶段 V2-09.2b NOT STARTED。</w:t>
+      </w:r>
+    </w:p>
     <w:sectPr>
       <w:footerReference w:type="default" r:id="rId9"/>
       <w:pgSz w:w="12240" w:h="15840"/>

--- a/docs/AgentRec V2 技术知识体系.docx
+++ b/docs/AgentRec V2 技术知识体系.docx
@@ -5299,6 +5299,314 @@
         <w:t>V2-09.2a 的正式规模为 345,615 chunks 和 345,615 × 1024 float32 embeddings，状态 PASS / FROZEN。下一阶段 V2-09.2b NOT STARTED。</w:t>
       </w:r>
     </w:p>
+    <w:p>
+      <w:r>
+        <w:br w:type="page"/>
+      </w:r>
+    </w:p>
+    <w:p>
+      <w:pPr>
+        <w:pStyle w:val="Heading1"/>
+      </w:pPr>
+      <w:r>
+        <w:t>V2 09 2b Chunk Vector Retrieval Principles</w:t>
+      </w:r>
+    </w:p>
+    <w:p>
+      <w:pPr>
+        <w:pStyle w:val="Heading2"/>
+      </w:pPr>
+      <w:r>
+        <w:t>查询编码与向量空间一致性</w:t>
+      </w:r>
+    </w:p>
+    <w:p>
+      <w:r>
+        <w:t>Chunk Retrieval 要求查询向量与离线 Chunk Embedding 使用兼容的模型和数值 contract。BGEM3QueryEncoder 输出 1024 维 dense vector，并显式转换为 contiguous float32；系统拒绝shape 错误、NaN、Inf 和 zero-vector，再执行 L2 normalization。显式验证把模型 SDK 的动态输出变成稳定的检索层输入契约。</w:t>
+      </w:r>
+    </w:p>
+    <w:p>
+      <w:pPr>
+        <w:pStyle w:val="Heading2"/>
+      </w:pPr>
+      <w:r>
+        <w:t>Normalized Inner Product 与 Cosine Similarity</w:t>
+      </w:r>
+    </w:p>
+    <w:p>
+      <w:r>
+        <w:t>对查询向量 q 和文档向量 d 分别执行 L2 normalization 后，二者范数均为 1，因此 q·d 等于 cosine similarity。NumPyExactBackend 使用 inner product 计算全语料相似度，但其语义可解释为归一化向量的余弦相似度。这个等价关系依赖双方都满足 normalization contract，不能只归一化其中一路。</w:t>
+      </w:r>
+    </w:p>
+    <w:p>
+      <w:pPr>
+        <w:pStyle w:val="Heading2"/>
+      </w:pPr>
+      <w:r>
+        <w:t>Exact Retrieval 与 ANN 的工程选择</w:t>
+      </w:r>
+    </w:p>
+    <w:p>
+      <w:r>
+        <w:t>Exact Retrieval 对搜索范围内每个向量计算真实相似度，再从完整得分中选择 Top-K；它提供清晰的 correctness baseline。ANN 通过索引结构减少搜索成本，通常以召回误差、索引构建、额外 artifact 和参数调优换取吞吐或延迟。AgentRec 当前 345,615 chunks 的实测 full-corpus retrieval median 约为 0.077-0.085 s，因此没有性能证据要求立即引入 FAISS 或 ANN。</w:t>
+      </w:r>
+    </w:p>
+    <w:p>
+      <w:pPr>
+        <w:pStyle w:val="Heading2"/>
+      </w:pPr>
+      <w:r>
+        <w:t>确定性 Top K 与 Tie Breaking</w:t>
+      </w:r>
+    </w:p>
+    <w:p>
+      <w:r>
+        <w:t>确定性排序首先按 similarity descending，再按 global embedding row ascending。第一版采用stable full argsort，先保持 row 升序，再对负相似度稳定排序，使同分结果具有固定顺序。未来即使替换为 argpartition 或其它 Backend，也必须保留相同的边界 tie handling，不能让Backend 的局部位置改变公共结果语义。</w:t>
+      </w:r>
+    </w:p>
+    <w:p>
+      <w:pPr>
+        <w:pStyle w:val="Heading2"/>
+      </w:pPr>
+      <w:r>
+        <w:t>Artifact Validation Modes</w:t>
+      </w:r>
+    </w:p>
+    <w:p>
+      <w:r>
+        <w:t>strict 是 deployment/artifact validation：除结构与 identity 外，还重新计算大型文件的 SHA-256，并分块检查全部 embedding 的 finite、nonzero 和 norm。trusted_published 是经过strict 验收后的 runtime 模式：它仍验证 manifest、metadata checksum、shape、dtype、row identity 和 source binding，但不在每次启动时扫描约 1.4 GB embedding。模式必须由调用方显式选择，避免把性能优化误解成隐式跳过验证。</w:t>
+      </w:r>
+    </w:p>
+    <w:p>
+      <w:pPr>
+        <w:pStyle w:val="Heading2"/>
+      </w:pPr>
+      <w:r>
+        <w:t>Chunk Identity 与 Line Offset Index</w:t>
+      </w:r>
+    </w:p>
+    <w:p>
+      <w:r>
+        <w:t>一件商品可以产生多个 KnowledgeChunk，因此 embedding row 不等于 item_index。正确身份链是 embedding row -&gt; metadata row/source row -&gt; chunk_index -&gt; chunk_id -&gt; parent_asin -&gt; item_index。Loader 在启动时扫描 chunks.jsonl 并建立 uint64 line offsets；检索命中后只seek 并解析所需行，从而避免让全部 chunk text 以 Python object 形式常驻内存。</w:t>
+      </w:r>
+    </w:p>
+    <w:p>
+      <w:pPr>
+        <w:pStyle w:val="Heading2"/>
+      </w:pPr>
+      <w:r>
+        <w:t>Candidate Restricted Retrieval</w:t>
+      </w:r>
+    </w:p>
+    <w:p>
+      <w:r>
+        <w:t>Candidate restriction 先把 canonical item_index 映射为其全部 global chunk rows，再在该集合内做 exact search。Backend 无论是否 restricted 都返回 global rows。它不是一个软boost，而是硬边界：边界之外的商品证据不能出现在结果中。由此形成清晰分工：Recommendation 决定候选商品，Retrieval 在候选中查找支持判断的文本证据。</w:t>
+      </w:r>
+    </w:p>
+    <w:p>
+      <w:pPr>
+        <w:pStyle w:val="Heading2"/>
+      </w:pPr>
+      <w:r>
+        <w:t>Semantic Similarity 的能力边界</w:t>
+      </w:r>
+    </w:p>
+    <w:p>
+      <w:r>
+        <w:t>语义相关不等于事实蕴含，也不等于硬约束满足。相似度能够把夜间录像、GPS、HDMI 或户外音频等相关文本排到前列，但不能保证 query 中每个条件都被同一证据支持，也可能召回品类邻近内容。因此检索结果应被视为可追溯 evidence，后续事实验证必须检查具体字段或证据，不能仅凭 similarity score 宣告约束成立。</w:t>
+      </w:r>
+    </w:p>
+    <w:p>
+      <w:pPr>
+        <w:pStyle w:val="Heading2"/>
+      </w:pPr>
+      <w:r>
+        <w:t>阶段知识结论</w:t>
+      </w:r>
+    </w:p>
+    <w:p>
+      <w:r>
+        <w:t>V2-09.2b 已通过 12 项检索单元测试、150 项服务器全量回归、strict/trusted smoke 与candidate-restricted real smoke，状态为 PASS / FROZEN。该阶段冻结的是 Exact Chunk Retrieval 基线和 artifact/runtime contract，不包含 FAISS、ANN、vector database、reranker、LangGraph-RAG integration 或 final answer generation。</w:t>
+      </w:r>
+    </w:p>
+    <w:p>
+      <w:pPr>
+        <w:pStyle w:val="Heading1"/>
+        <w:pageBreakBefore/>
+      </w:pPr>
+      <w:r>
+        <w:t>V2 09 3 Grounded Evidence Integration</w:t>
+      </w:r>
+    </w:p>
+    <w:p>
+      <w:pPr>
+        <w:pStyle w:val="Heading2"/>
+      </w:pPr>
+      <w:r>
+        <w:t>Grounded Agent</w:t>
+      </w:r>
+    </w:p>
+    <w:p>
+      <w:r>
+        <w:t>Grounded Agent 的核心不是让模型复述参数记忆，而是让决策和解释依赖可追踪的外部 evidence。Grounding 建立 statement、商品身份、知识 chunk 与 artifact provenance 之间的审计链，降低无依据商品事实进入决策的风险。</w:t>
+      </w:r>
+    </w:p>
+    <w:p>
+      <w:pPr>
+        <w:pStyle w:val="Heading2"/>
+      </w:pPr>
+      <w:r>
+        <w:t>Candidate Retrieval 与 Evidence Retrieval</w:t>
+      </w:r>
+    </w:p>
+    <w:p>
+      <w:r>
+        <w:t>Recommendation 解决“推荐哪些商品”，Evidence Retrieval 解决“这些候选商品有哪些相关依据”。因此架构原则是 Recommendation owns candidates，Retrieval owns evidence within candidates。Evidence 层不能借检索重新扩大候选集合。</w:t>
+      </w:r>
+    </w:p>
+    <w:p>
+      <w:pPr>
+        <w:pStyle w:val="Heading2"/>
+      </w:pPr>
+      <w:r>
+        <w:t>Candidate Restricted Retrieval</w:t>
+      </w:r>
+    </w:p>
+    <w:p>
+      <w:r>
+        <w:t>若 Recommendation 已经给出候选集合，而 Evidence Retrieval 再从全库搜索，会产生 identity drift、candidate drift、unsupported product 与 planner allowlist violation。candidate_item_indices=(item_index,) 因而是架构边界，而不只是减少计算量的性能优化。</w:t>
+      </w:r>
+    </w:p>
+    <w:p>
+      <w:pPr>
+        <w:pStyle w:val="Heading2"/>
+      </w:pPr>
+      <w:r>
+        <w:t>Canonical Identity</w:t>
+      </w:r>
+    </w:p>
+    <w:p>
+      <w:r>
+        <w:t>parent_asin 是外部商品 identity，item_index 是推荐系统 canonical internal identity，embedding row 是存储与 serving implementation identity。三者不能默认相等。V2-09.3 只把可信 canonical item_index 从 Recommendation 安全传到 Evidence Retrieval，并用 parent_asin 做跨边界一致性核验。</w:t>
+      </w:r>
+    </w:p>
+    <w:p>
+      <w:pPr>
+        <w:pStyle w:val="Heading2"/>
+      </w:pPr>
+      <w:r>
+        <w:t>Runtime Evidence State</w:t>
+      </w:r>
+    </w:p>
+    <w:p>
+      <w:r>
+        <w:t>ShoppingPlan 是可持久化的业务状态；Evidence 是当前 workflow 的运行时上下文。把完整 chunk text 写进 ShoppingPlan 会造成 state pollution、stale evidence、persistence bloat 与 version ambiguity。因此完整 RequirementEvidence 位于 WorkflowState，ShoppingPlan 保持 evidence-free。</w:t>
+      </w:r>
+    </w:p>
+    <w:p>
+      <w:pPr>
+        <w:pStyle w:val="Heading2"/>
+      </w:pPr>
+      <w:r>
+        <w:t>RequirementEvidence 与 SelectedProductEvidence</w:t>
+      </w:r>
+    </w:p>
+    <w:p>
+      <w:r>
+        <w:t>RequirementEvidence 表示一次 requirement 在 mutation 前获得的完整候选证据，服务于候选选择。SelectedProductEvidence 只保留最终选中商品的证据，用于后续解释与审计。候选 evidence 在完成选择后不应全部长期保留。</w:t>
+      </w:r>
+    </w:p>
+    <w:p>
+      <w:pPr>
+        <w:pStyle w:val="Heading2"/>
+      </w:pPr>
+      <w:r>
+        <w:t>Plan Version 与时间语义</w:t>
+      </w:r>
+    </w:p>
+    <w:p>
+      <w:r>
+        <w:t>Evidence 必须绑定它所观察的不可变 plan snapshot。流程为 retrieve at version v → plan mutation → selected evidence at version v+1。这个约束阻止 re-plan 后继续复用旧候选或旧预算状态下的 stale evidence。</w:t>
+      </w:r>
+    </w:p>
+    <w:p>
+      <w:pPr>
+        <w:pStyle w:val="Heading2"/>
+      </w:pPr>
+      <w:r>
+        <w:t>Retrieval Relevance 不等于 Verification</w:t>
+      </w:r>
+    </w:p>
+    <w:p>
+      <w:r>
+        <w:t>Cosine similarity 或 normalized inner product 衡量 query 与 chunk 的语义相关性，但不能证明文本中的事实为真，也不能证明商品满足硬约束。Evidence Retrieval 与 fact/constraint verification 是不同阶段，因此状态应为 RETRIEVED_UNVERIFIED，而不是 VERIFIED。</w:t>
+      </w:r>
+    </w:p>
+    <w:p>
+      <w:pPr>
+        <w:pStyle w:val="Heading2"/>
+      </w:pPr>
+      <w:r>
+        <w:t>Fail Open 与 Fail Closed</w:t>
+      </w:r>
+    </w:p>
+    <w:p>
+      <w:r>
+        <w:t>Grounding、identity 和 hard constraint 属于安全边界。unknown candidate、identity mismatch、empty evidence、outside candidate、artifact failure 或 stale version 出现时，fail-open 会让未受支持事实进入计划；fail-closed 则停止 mutation，并暴露明确错误。</w:t>
+      </w:r>
+    </w:p>
+    <w:p>
+      <w:pPr>
+        <w:pStyle w:val="Heading2"/>
+      </w:pPr>
+      <w:r>
+        <w:t>Prompt Injection 与 Trust Boundary</w:t>
+      </w:r>
+    </w:p>
+    <w:p>
+      <w:r>
+        <w:t>Retrieved text 是 data，不是 instructions。Planner prompt 必须明确禁止执行 evidence 内指令、禁止 evidence 改变系统 identity 或扩大 candidate allowlist，并避免把内部 item_index、embedding row 与 retrieval internals 暴露给模型。最终选择仍须通过系统 allowlist validation。</w:t>
+      </w:r>
+    </w:p>
+    <w:p>
+      <w:pPr>
+        <w:pStyle w:val="Heading2"/>
+      </w:pPr>
+      <w:r>
+        <w:t>为什么当前不使用 Vector DB 或 ANN</w:t>
+      </w:r>
+    </w:p>
+    <w:p>
+      <w:r>
+        <w:t>正式 corpus 为 345,615 chunks，当前检索又被限制在 Recommendation candidates 内。真实 warm evidence retrieval 约 45.7 ms，完整 workflow 约 51.0 ms。现阶段 exact baseline 已满足正确性与延迟目标，技术选型应由测量驱动，而不是为了堆叠 FAISS、Milvus 或其他 Vector DB。</w:t>
+      </w:r>
+    </w:p>
+    <w:p>
+      <w:pPr>
+        <w:pStyle w:val="Heading2"/>
+      </w:pPr>
+      <w:r>
+        <w:t>Cold 与 Warm Latency</w:t>
+      </w:r>
+    </w:p>
+    <w:p>
+      <w:r>
+        <w:t>Model load、STRICT artifact validation、CUDA warm-up、kernel initialization 与 cache 会显著影响首轮耗时。它们必须与 steady-state request latency 分开报告。本次初始化分别为 Recommendation Service 24.926066 s、Retrieval STRICT Load 3.025221 s、BGE-M3 Load 4.340503 s；warm workflow median 为 0.050952 s。</w:t>
+      </w:r>
+    </w:p>
+    <w:p>
+      <w:pPr>
+        <w:pStyle w:val="Heading2"/>
+      </w:pPr>
+      <w:r>
+        <w:t>AgentRec 中的阶段结论</w:t>
+      </w:r>
+    </w:p>
+    <w:p>
+      <w:r>
+        <w:t>V2-09.3 已通过 55/55 targeted integration、157/157 full regression 与真实 serving_v2、BGE-M3、345,615 chunk artifact 的 STRICT E2E smoke，状态为 PASS / FROZEN。本阶段只完成 Grounded Evidence Integration；Constraint Verifier、最终答案生成、citation UI 与 ANN 等仍属于后续范围。</w:t>
+      </w:r>
+    </w:p>
     <w:sectPr>
       <w:footerReference w:type="default" r:id="rId9"/>
       <w:pgSz w:w="12240" w:h="15840"/>

--- a/docs/AgentRec V2 技术知识体系.docx
+++ b/docs/AgentRec V2 技术知识体系.docx
@@ -5607,6 +5607,347 @@
         <w:t>V2-09.3 已通过 55/55 targeted integration、157/157 full regression 与真实 serving_v2、BGE-M3、345,615 chunk artifact 的 STRICT E2E smoke，状态为 PASS / FROZEN。本阶段只完成 Grounded Evidence Integration；Constraint Verifier、最终答案生成、citation UI 与 ANN 等仍属于后续范围。</w:t>
       </w:r>
     </w:p>
+    <w:p>
+      <w:pPr>
+        <w:pStyle w:val="Heading1"/>
+      </w:pPr>
+      <w:r>
+        <w:t>V2 09 4 Evidence based Constraint Verification</w:t>
+      </w:r>
+    </w:p>
+    <w:p>
+      <w:pPr>
+        <w:pStyle w:val="Heading2"/>
+      </w:pPr>
+      <w:r>
+        <w:t>Retrieval 与 Verification</w:t>
+      </w:r>
+    </w:p>
+    <w:p>
+      <w:r>
+        <w:t>Retrieval 根据 query 与 chunk embedding 的相似度定位相关文本。它回答哪些证据可能与当前问题相关，但相似度本身不是事实蕴含关系。Verification 读取已经检索出的证据，判断文本是否明确支持、明确否定或无法确定一个 hard constraint。两者分离可以避免把高 similarity score 错当成事实证明。</w:t>
+      </w:r>
+    </w:p>
+    <w:p>
+      <w:pPr>
+        <w:pStyle w:val="Heading2"/>
+      </w:pPr>
+      <w:r>
+        <w:t>Structured Filtering 与 Evidence Verification</w:t>
+      </w:r>
+    </w:p>
+    <w:p>
+      <w:r>
+        <w:t>Structured filtering 使用 Product Catalog 中的 category、price 和 features 等字段缩小候选集合，服务于 candidate generation。Evidence verification 使用候选范围内检索到的 KnowledgeChunk，服务于 grounded claim support。前者决定商品是否进入候选，后者决定 Agent 是否有文本证据支持硬约束声明。</w:t>
+      </w:r>
+    </w:p>
+    <w:p>
+      <w:pPr>
+        <w:pStyle w:val="Heading2"/>
+      </w:pPr>
+      <w:r>
+        <w:t>三值逻辑</w:t>
+      </w:r>
+    </w:p>
+    <w:p>
+      <w:r>
+        <w:t>Constraint verification 使用 SUPPORTED、CONTRADICTED 和 UNKNOWN，而不是布尔值。SUPPORTED 要求存在明确正向证据且没有反向证据；CONTRADICTED 要求存在明确反向证据且没有正向证据；证据冲突或证据不足都保留 UNKNOWN。三值逻辑把没有证明与已经否定区分开，防止系统把缺失信息误写成 false，也防止把弱相关文本误写成 true。</w:t>
+      </w:r>
+    </w:p>
+    <w:tbl>
+      <w:tblPr>
+        <w:tblStyle w:val="TableGrid"/>
+        <w:tblW w:type="auto" w:w="0"/>
+        <w:tblLook w:firstColumn="1" w:firstRow="1" w:lastColumn="0" w:lastRow="0" w:noHBand="0" w:noVBand="1" w:val="04A0"/>
+      </w:tblPr>
+      <w:tblGrid>
+        <w:gridCol w:w="3331"/>
+        <w:gridCol w:w="3331"/>
+        <w:gridCol w:w="3331"/>
+      </w:tblGrid>
+      <w:tr>
+        <w:tc>
+          <w:tcPr>
+            <w:tcW w:type="dxa" w:w="3331"/>
+          </w:tcPr>
+          <w:p>
+            <w:r>
+              <w:t>Signal combination</w:t>
+            </w:r>
+          </w:p>
+        </w:tc>
+        <w:tc>
+          <w:tcPr>
+            <w:tcW w:type="dxa" w:w="3331"/>
+          </w:tcPr>
+          <w:p>
+            <w:r>
+              <w:t>Status</w:t>
+            </w:r>
+          </w:p>
+        </w:tc>
+        <w:tc>
+          <w:tcPr>
+            <w:tcW w:type="dxa" w:w="3331"/>
+          </w:tcPr>
+          <w:p>
+            <w:r>
+              <w:t>Interpretation</w:t>
+            </w:r>
+          </w:p>
+        </w:tc>
+      </w:tr>
+      <w:tr>
+        <w:tc>
+          <w:tcPr>
+            <w:tcW w:type="dxa" w:w="3331"/>
+          </w:tcPr>
+          <w:p>
+            <w:r>
+              <w:t>positive only</w:t>
+            </w:r>
+          </w:p>
+        </w:tc>
+        <w:tc>
+          <w:tcPr>
+            <w:tcW w:type="dxa" w:w="3331"/>
+          </w:tcPr>
+          <w:p>
+            <w:r>
+              <w:t>SUPPORTED</w:t>
+            </w:r>
+          </w:p>
+        </w:tc>
+        <w:tc>
+          <w:tcPr>
+            <w:tcW w:type="dxa" w:w="3331"/>
+          </w:tcPr>
+          <w:p>
+            <w:r>
+              <w:t>存在明确支持证据</w:t>
+            </w:r>
+          </w:p>
+        </w:tc>
+      </w:tr>
+      <w:tr>
+        <w:tc>
+          <w:tcPr>
+            <w:tcW w:type="dxa" w:w="3331"/>
+          </w:tcPr>
+          <w:p>
+            <w:r>
+              <w:t>negative only</w:t>
+            </w:r>
+          </w:p>
+        </w:tc>
+        <w:tc>
+          <w:tcPr>
+            <w:tcW w:type="dxa" w:w="3331"/>
+          </w:tcPr>
+          <w:p>
+            <w:r>
+              <w:t>CONTRADICTED</w:t>
+            </w:r>
+          </w:p>
+        </w:tc>
+        <w:tc>
+          <w:tcPr>
+            <w:tcW w:type="dxa" w:w="3331"/>
+          </w:tcPr>
+          <w:p>
+            <w:r>
+              <w:t>存在明确否定证据</w:t>
+            </w:r>
+          </w:p>
+        </w:tc>
+      </w:tr>
+      <w:tr>
+        <w:tc>
+          <w:tcPr>
+            <w:tcW w:type="dxa" w:w="3331"/>
+          </w:tcPr>
+          <w:p>
+            <w:r>
+              <w:t>positive and negative</w:t>
+            </w:r>
+          </w:p>
+        </w:tc>
+        <w:tc>
+          <w:tcPr>
+            <w:tcW w:type="dxa" w:w="3331"/>
+          </w:tcPr>
+          <w:p>
+            <w:r>
+              <w:t>UNKNOWN</w:t>
+            </w:r>
+          </w:p>
+        </w:tc>
+        <w:tc>
+          <w:tcPr>
+            <w:tcW w:type="dxa" w:w="3331"/>
+          </w:tcPr>
+          <w:p>
+            <w:r>
+              <w:t>证据相互冲突</w:t>
+            </w:r>
+          </w:p>
+        </w:tc>
+      </w:tr>
+      <w:tr>
+        <w:tc>
+          <w:tcPr>
+            <w:tcW w:type="dxa" w:w="3331"/>
+          </w:tcPr>
+          <w:p>
+            <w:r>
+              <w:t>no explicit signal</w:t>
+            </w:r>
+          </w:p>
+        </w:tc>
+        <w:tc>
+          <w:tcPr>
+            <w:tcW w:type="dxa" w:w="3331"/>
+          </w:tcPr>
+          <w:p>
+            <w:r>
+              <w:t>UNKNOWN</w:t>
+            </w:r>
+          </w:p>
+        </w:tc>
+        <w:tc>
+          <w:tcPr>
+            <w:tcW w:type="dxa" w:w="3331"/>
+          </w:tcPr>
+          <w:p>
+            <w:r>
+              <w:t>证据不足</w:t>
+            </w:r>
+          </w:p>
+        </w:tc>
+      </w:tr>
+    </w:tbl>
+    <w:p>
+      <w:pPr>
+        <w:pStyle w:val="Heading2"/>
+      </w:pPr>
+      <w:r>
+        <w:t>UNKNOWN 的 Fail Closed 语义</w:t>
+      </w:r>
+    </w:p>
+    <w:p>
+      <w:r>
+        <w:t>UNKNOWN 不能进入 eligible candidate set。候选只有在全部 hard feature constraints 都为 SUPPORTED 时才是 ELIGIBLE；任一 CONTRADICTED 使候选 INELIGIBLE；其余候选为 UNVERIFIED。Fail closed 牺牲部分 recall，以避免 Agent 在证据不足时声称商品满足硬约束。</w:t>
+      </w:r>
+    </w:p>
+    <w:p>
+      <w:pPr>
+        <w:pStyle w:val="Heading2"/>
+      </w:pPr>
+      <w:r>
+        <w:t>Provenance 与 Chunk Reference Integrity</w:t>
+      </w:r>
+    </w:p>
+    <w:p>
+      <w:r>
+        <w:t>每个 ConstraintVerification 保存 supporting_chunk_ids 和 contradicting_chunk_ids。验证层必须证明这些 chunk IDs 属于同一 candidate 的 RequirementEvidence，并保持 item_index 与 parent_asin 对齐。这样，未来每个约束声明都能追溯到具体商品和具体文本，而不依赖不可审计的模型内部判断。</w:t>
+      </w:r>
+    </w:p>
+    <w:p>
+      <w:pPr>
+        <w:pStyle w:val="Heading2"/>
+      </w:pPr>
+      <w:r>
+        <w:t>Runtime State 与 Business State</w:t>
+      </w:r>
+    </w:p>
+    <w:p>
+      <w:r>
+        <w:t>Evidence 和 Verification 是与某次 plan version 绑定的 runtime snapshot，可能随 query、artifact version 或 re-plan 变化。ShoppingPlan 是长期业务状态，只保存已经选择的商品、预算、数量和状态。把完整 chunk text 或 verification object 写入 ShoppingPlan 会造成状态膨胀、过期证据污染和持久化耦合，因此当前 workflow 保存运行时快照，ShoppingPlan serialization 不包含 evidence 或 verification。</w:t>
+      </w:r>
+    </w:p>
+    <w:p>
+      <w:pPr>
+        <w:pStyle w:val="Heading2"/>
+      </w:pPr>
+      <w:r>
+        <w:t>Verifier 的单一职责</w:t>
+      </w:r>
+    </w:p>
+    <w:p>
+      <w:r>
+        <w:t>Verifier 不重新调用 retrieval。它只消费已存在的 RequirementEvidence，从而保持 candidate hard boundary、查询结果和 provenance 不变。重新检索会引入第二个证据集合，使判断难以复现，也可能绕过 Recommendation candidate set。</w:t>
+      </w:r>
+    </w:p>
+    <w:p>
+      <w:pPr>
+        <w:pStyle w:val="Heading2"/>
+      </w:pPr>
+      <w:r>
+        <w:t>Planner Allowlist</w:t>
+      </w:r>
+    </w:p>
+    <w:p>
+      <w:r>
+        <w:t>Planner 可以在 eligible candidates 中表达偏好，但不能生成 item_index、修改 verification status 或选择 allowlist 外商品。Workflow 在 planner decision 后再次验证 parent_asin 是否来自 RecommendationToolResult 和 eligible_parent_asins。业务执行权仍在 deterministic validation 与 ShoppingPlanService。</w:t>
+      </w:r>
+    </w:p>
+    <w:p>
+      <w:pPr>
+        <w:pStyle w:val="Heading2"/>
+      </w:pPr>
+      <w:r>
+        <w:t>Deterministic Lexical Baseline</w:t>
+      </w:r>
+    </w:p>
+    <w:p>
+      <w:r>
+        <w:t>当前 verifier 使用保守 alias 和 boundary-aware lexical matching。该 baseline deterministic、auditable、低延迟、容易编写 regression tests，而且不增加模型依赖。它适合作为早期 correctness baseline。</w:t>
+      </w:r>
+    </w:p>
+    <w:p>
+      <w:r>
+        <w:t>其限制包括 lexical coverage 较窄、对 paraphrase 敏感、上下文语义能力有限以及对复杂冲突的理解有限。升级路径应由真实错误分析与 benchmark 驱动，可以依次评估更完整规则与 alias、structured feature extraction、NLI 或 LLM verifier，而不是为了增加技术栈提前引入模型。</w:t>
+      </w:r>
+    </w:p>
+    <w:p>
+      <w:pPr>
+        <w:pStyle w:val="Heading2"/>
+      </w:pPr>
+      <w:r>
+        <w:t>Precision 与 Recall 的真实案例</w:t>
+      </w:r>
+    </w:p>
+    <w:p>
+      <w:r>
+        <w:t>真实 candidate B08NXV94QM 的 evidence 含有 4K HDMI 和 1x 4K HDMI，但 conservative matcher 没有覆盖该表达所需的明确支持模式，因此输出 HDMI UNKNOWN / INSUFFICIENT_EVIDENCE。人类可以推断文本含有 HDMI 支持信息，但系统选择不把任意 HDMI mention 都当作 support，因为 mention 也可能出现在限制、比较或否定语境中。这个案例体现了 verification precision 与 coverage recall 的权衡。</w:t>
+      </w:r>
+    </w:p>
+    <w:p>
+      <w:pPr>
+        <w:pStyle w:val="Heading2"/>
+      </w:pPr>
+      <w:r>
+        <w:t>性能与优化优先级</w:t>
+      </w:r>
+    </w:p>
+    <w:p>
+      <w:r>
+        <w:t>Real Artifact Smoke 的 verification warm median 为 3.164 ms，warm workflow median 为 291.879 ms，verification 约占 1.1%。当前优化重点不在 verifier。该 smoke 用于链路与不变量验收，不是正式性能 benchmark；不同阶段的 evidence latency 口径不能直接比较。</w:t>
+      </w:r>
+    </w:p>
+    <w:p>
+      <w:pPr>
+        <w:pStyle w:val="Heading2"/>
+      </w:pPr>
+      <w:r>
+        <w:t>AgentRec 中的应用边界</w:t>
+      </w:r>
+    </w:p>
+    <w:p>
+      <w:r>
+        <w:t>V2-09.4 已实现 candidate-restricted evidence 后的 deterministic constraint verification、eligible allowlist 和 selection gate。它没有实现 final grounded answer、citation rendering、full re-plan、LLM/NLI verifier、BM25、reranker、FAISS/ANN/Vector DB、Memory 或 Multi-Agent。</w:t>
+      </w:r>
+    </w:p>
     <w:sectPr>
       <w:footerReference w:type="default" r:id="rId9"/>
       <w:pgSz w:w="12240" w:h="15840"/>

--- a/docs/AgentRec V2 技术知识体系.docx
+++ b/docs/AgentRec V2 技术知识体系.docx
@@ -5948,6 +5948,894 @@
         <w:t>V2-09.4 已实现 candidate-restricted evidence 后的 deterministic constraint verification、eligible allowlist 和 selection gate。它没有实现 final grounded answer、citation rendering、full re-plan、LLM/NLI verifier、BM25、reranker、FAISS/ANN/Vector DB、Memory 或 Multi-Agent。</w:t>
       </w:r>
     </w:p>
+    <w:p>
+      <w:pPr>
+        <w:pStyle w:val="Heading1"/>
+      </w:pPr>
+      <w:r>
+        <w:t>V2-09.5 Constraint-aware Failure Diagnosis &amp; Bounded Candidate-pool Re-plan</w:t>
+      </w:r>
+    </w:p>
+    <w:p>
+      <w:r>
+        <w:t>本章抽象V2-09.5中的通用Agent工程知识：如何把失败变成结构化事实，如何在不放宽业务约束的前提下执行有界恢复，以及如何用attempt binding与fail-closed规则保护运行时状态。</w:t>
+      </w:r>
+    </w:p>
+    <w:p>
+      <w:pPr>
+        <w:pStyle w:val="Heading2"/>
+      </w:pPr>
+      <w:r>
+        <w:t>Agent Failure Diagnosis</w:t>
+      </w:r>
+    </w:p>
+    <w:p>
+      <w:r>
+        <w:t>Failure diagnosis不是记录一条错误字符串，而是把失败类型、发生对象、plan version、attempt、候选状态分布、失败约束和可恢复性封装为不可变契约。这样routing、policy、审计和测试都基于同一份机器可读事实。</w:t>
+      </w:r>
+    </w:p>
+    <w:p>
+      <w:pPr>
+        <w:pStyle w:val="Heading2"/>
+      </w:pPr>
+      <w:r>
+        <w:t>Recoverable 与 Non-recoverable</w:t>
+      </w:r>
+    </w:p>
+    <w:p>
+      <w:r>
+        <w:t>Recoverable表示系统存在预先批准、不会改变业务意图且风险边界明确的下一步；Non-recoverable表示当前自动化预算已耗尽，或恢复需要用户授权、rollback、业务约束变化。SYSTEM_ERROR与数据完整性错误不应被包装成业务冲突。</w:t>
+      </w:r>
+    </w:p>
+    <w:tbl>
+      <w:tblPr>
+        <w:tblStyle w:val="TableGrid"/>
+        <w:tblW w:type="auto" w:w="0"/>
+        <w:jc w:val="center"/>
+        <w:tblLook w:firstColumn="1" w:firstRow="1" w:lastColumn="0" w:lastRow="0" w:noHBand="0" w:noVBand="1" w:val="04A0"/>
+      </w:tblPr>
+      <w:tblGrid>
+        <w:gridCol w:w="3331"/>
+        <w:gridCol w:w="3331"/>
+        <w:gridCol w:w="3331"/>
+      </w:tblGrid>
+      <w:tr>
+        <w:tc>
+          <w:tcPr>
+            <w:tcW w:type="dxa" w:w="3331"/>
+            <w:vAlign w:val="center"/>
+            <w:shd w:fill="D9EAF7"/>
+            <w:tcMar>
+              <w:top w:w="80" w:type="dxa"/>
+              <w:left w:w="80" w:type="dxa"/>
+              <w:bottom w:w="80" w:type="dxa"/>
+              <w:right w:w="80" w:type="dxa"/>
+            </w:tcMar>
+          </w:tcPr>
+          <w:p>
+            <w:pPr>
+              <w:spacing w:after="40" w:before="40"/>
+            </w:pPr>
+            <w:r>
+              <w:rPr>
+                <w:b/>
+              </w:rPr>
+              <w:t>类型</w:t>
+            </w:r>
+          </w:p>
+        </w:tc>
+        <w:tc>
+          <w:tcPr>
+            <w:tcW w:type="dxa" w:w="3331"/>
+            <w:vAlign w:val="center"/>
+            <w:shd w:fill="D9EAF7"/>
+            <w:tcMar>
+              <w:top w:w="80" w:type="dxa"/>
+              <w:left w:w="80" w:type="dxa"/>
+              <w:bottom w:w="80" w:type="dxa"/>
+              <w:right w:w="80" w:type="dxa"/>
+            </w:tcMar>
+          </w:tcPr>
+          <w:p>
+            <w:pPr>
+              <w:spacing w:after="40" w:before="40"/>
+            </w:pPr>
+            <w:r>
+              <w:rPr>
+                <w:b/>
+              </w:rPr>
+              <w:t>判定依据</w:t>
+            </w:r>
+          </w:p>
+        </w:tc>
+        <w:tc>
+          <w:tcPr>
+            <w:tcW w:type="dxa" w:w="3331"/>
+            <w:vAlign w:val="center"/>
+            <w:shd w:fill="D9EAF7"/>
+            <w:tcMar>
+              <w:top w:w="80" w:type="dxa"/>
+              <w:left w:w="80" w:type="dxa"/>
+              <w:bottom w:w="80" w:type="dxa"/>
+              <w:right w:w="80" w:type="dxa"/>
+            </w:tcMar>
+          </w:tcPr>
+          <w:p>
+            <w:pPr>
+              <w:spacing w:after="40" w:before="40"/>
+            </w:pPr>
+            <w:r>
+              <w:rPr>
+                <w:b/>
+              </w:rPr>
+              <w:t>系统行为</w:t>
+            </w:r>
+          </w:p>
+        </w:tc>
+      </w:tr>
+      <w:tr>
+        <w:tc>
+          <w:tcPr>
+            <w:tcW w:type="dxa" w:w="3331"/>
+            <w:vAlign w:val="center"/>
+            <w:tcMar>
+              <w:top w:w="80" w:type="dxa"/>
+              <w:left w:w="80" w:type="dxa"/>
+              <w:bottom w:w="80" w:type="dxa"/>
+              <w:right w:w="80" w:type="dxa"/>
+            </w:tcMar>
+          </w:tcPr>
+          <w:p>
+            <w:pPr>
+              <w:spacing w:after="40" w:before="40"/>
+            </w:pPr>
+            <w:r>
+              <w:t>Recoverable</w:t>
+            </w:r>
+          </w:p>
+        </w:tc>
+        <w:tc>
+          <w:tcPr>
+            <w:tcW w:type="dxa" w:w="3331"/>
+            <w:vAlign w:val="center"/>
+            <w:tcMar>
+              <w:top w:w="80" w:type="dxa"/>
+              <w:left w:w="80" w:type="dxa"/>
+              <w:bottom w:w="80" w:type="dxa"/>
+              <w:right w:w="80" w:type="dxa"/>
+            </w:tcMar>
+          </w:tcPr>
+          <w:p>
+            <w:pPr>
+              <w:spacing w:after="40" w:before="40"/>
+            </w:pPr>
+            <w:r>
+              <w:t>非空候选、zero eligible、attempt 0、top_k=5</w:t>
+            </w:r>
+          </w:p>
+        </w:tc>
+        <w:tc>
+          <w:tcPr>
+            <w:tcW w:type="dxa" w:w="3331"/>
+            <w:vAlign w:val="center"/>
+            <w:tcMar>
+              <w:top w:w="80" w:type="dxa"/>
+              <w:left w:w="80" w:type="dxa"/>
+              <w:bottom w:w="80" w:type="dxa"/>
+              <w:right w:w="80" w:type="dxa"/>
+            </w:tcMar>
+          </w:tcPr>
+          <w:p>
+            <w:pPr>
+              <w:spacing w:after="40" w:before="40"/>
+            </w:pPr>
+            <w:r>
+              <w:t>保持约束，扩池到10</w:t>
+            </w:r>
+          </w:p>
+        </w:tc>
+      </w:tr>
+      <w:tr>
+        <w:tc>
+          <w:tcPr>
+            <w:tcW w:type="dxa" w:w="3331"/>
+            <w:vAlign w:val="center"/>
+            <w:tcMar>
+              <w:top w:w="80" w:type="dxa"/>
+              <w:left w:w="80" w:type="dxa"/>
+              <w:bottom w:w="80" w:type="dxa"/>
+              <w:right w:w="80" w:type="dxa"/>
+            </w:tcMar>
+          </w:tcPr>
+          <w:p>
+            <w:pPr>
+              <w:spacing w:after="40" w:before="40"/>
+            </w:pPr>
+            <w:r>
+              <w:t>Non-recoverable</w:t>
+            </w:r>
+          </w:p>
+        </w:tc>
+        <w:tc>
+          <w:tcPr>
+            <w:tcW w:type="dxa" w:w="3331"/>
+            <w:vAlign w:val="center"/>
+            <w:tcMar>
+              <w:top w:w="80" w:type="dxa"/>
+              <w:left w:w="80" w:type="dxa"/>
+              <w:bottom w:w="80" w:type="dxa"/>
+              <w:right w:w="80" w:type="dxa"/>
+            </w:tcMar>
+          </w:tcPr>
+          <w:p>
+            <w:pPr>
+              <w:spacing w:after="40" w:before="40"/>
+            </w:pPr>
+            <w:r>
+              <w:t>attempt 1仍zero eligible</w:t>
+            </w:r>
+          </w:p>
+        </w:tc>
+        <w:tc>
+          <w:tcPr>
+            <w:tcW w:type="dxa" w:w="3331"/>
+            <w:vAlign w:val="center"/>
+            <w:tcMar>
+              <w:top w:w="80" w:type="dxa"/>
+              <w:left w:w="80" w:type="dxa"/>
+              <w:bottom w:w="80" w:type="dxa"/>
+              <w:right w:w="80" w:type="dxa"/>
+            </w:tcMar>
+          </w:tcPr>
+          <w:p>
+            <w:pPr>
+              <w:spacing w:after="40" w:before="40"/>
+            </w:pPr>
+            <w:r>
+              <w:t>STOP_CONFLICT</w:t>
+            </w:r>
+          </w:p>
+        </w:tc>
+      </w:tr>
+      <w:tr>
+        <w:tc>
+          <w:tcPr>
+            <w:tcW w:type="dxa" w:w="3331"/>
+            <w:vAlign w:val="center"/>
+            <w:tcMar>
+              <w:top w:w="80" w:type="dxa"/>
+              <w:left w:w="80" w:type="dxa"/>
+              <w:bottom w:w="80" w:type="dxa"/>
+              <w:right w:w="80" w:type="dxa"/>
+            </w:tcMar>
+          </w:tcPr>
+          <w:p>
+            <w:pPr>
+              <w:spacing w:after="40" w:before="40"/>
+            </w:pPr>
+            <w:r>
+              <w:t>Requires user</w:t>
+            </w:r>
+          </w:p>
+        </w:tc>
+        <w:tc>
+          <w:tcPr>
+            <w:tcW w:type="dxa" w:w="3331"/>
+            <w:vAlign w:val="center"/>
+            <w:tcMar>
+              <w:top w:w="80" w:type="dxa"/>
+              <w:left w:w="80" w:type="dxa"/>
+              <w:bottom w:w="80" w:type="dxa"/>
+              <w:right w:w="80" w:type="dxa"/>
+            </w:tcMar>
+          </w:tcPr>
+          <w:p>
+            <w:pPr>
+              <w:spacing w:after="40" w:before="40"/>
+            </w:pPr>
+            <w:r>
+              <w:t>需要改预算、需求或偏好</w:t>
+            </w:r>
+          </w:p>
+        </w:tc>
+        <w:tc>
+          <w:tcPr>
+            <w:tcW w:type="dxa" w:w="3331"/>
+            <w:vAlign w:val="center"/>
+            <w:tcMar>
+              <w:top w:w="80" w:type="dxa"/>
+              <w:left w:w="80" w:type="dxa"/>
+              <w:bottom w:w="80" w:type="dxa"/>
+              <w:right w:w="80" w:type="dxa"/>
+            </w:tcMar>
+          </w:tcPr>
+          <w:p>
+            <w:pPr>
+              <w:spacing w:after="40" w:before="40"/>
+            </w:pPr>
+            <w:r>
+              <w:t>请求用户确认</w:t>
+            </w:r>
+          </w:p>
+        </w:tc>
+      </w:tr>
+      <w:tr>
+        <w:tc>
+          <w:tcPr>
+            <w:tcW w:type="dxa" w:w="3331"/>
+            <w:vAlign w:val="center"/>
+            <w:tcMar>
+              <w:top w:w="80" w:type="dxa"/>
+              <w:left w:w="80" w:type="dxa"/>
+              <w:bottom w:w="80" w:type="dxa"/>
+              <w:right w:w="80" w:type="dxa"/>
+            </w:tcMar>
+          </w:tcPr>
+          <w:p>
+            <w:pPr>
+              <w:spacing w:after="40" w:before="40"/>
+            </w:pPr>
+            <w:r>
+              <w:t>System error</w:t>
+            </w:r>
+          </w:p>
+        </w:tc>
+        <w:tc>
+          <w:tcPr>
+            <w:tcW w:type="dxa" w:w="3331"/>
+            <w:vAlign w:val="center"/>
+            <w:tcMar>
+              <w:top w:w="80" w:type="dxa"/>
+              <w:left w:w="80" w:type="dxa"/>
+              <w:bottom w:w="80" w:type="dxa"/>
+              <w:right w:w="80" w:type="dxa"/>
+            </w:tcMar>
+          </w:tcPr>
+          <w:p>
+            <w:pPr>
+              <w:spacing w:after="40" w:before="40"/>
+            </w:pPr>
+            <w:r>
+              <w:t>identity/provenance/stale/runtime异常</w:t>
+            </w:r>
+          </w:p>
+        </w:tc>
+        <w:tc>
+          <w:tcPr>
+            <w:tcW w:type="dxa" w:w="3331"/>
+            <w:vAlign w:val="center"/>
+            <w:tcMar>
+              <w:top w:w="80" w:type="dxa"/>
+              <w:left w:w="80" w:type="dxa"/>
+              <w:bottom w:w="80" w:type="dxa"/>
+              <w:right w:w="80" w:type="dxa"/>
+            </w:tcMar>
+          </w:tcPr>
+          <w:p>
+            <w:pPr>
+              <w:spacing w:after="40" w:before="40"/>
+            </w:pPr>
+            <w:r>
+              <w:t>fail closed</w:t>
+            </w:r>
+          </w:p>
+        </w:tc>
+      </w:tr>
+    </w:tbl>
+    <w:p>
+      <w:pPr>
+        <w:pStyle w:val="Heading2"/>
+      </w:pPr>
+      <w:r>
+        <w:t>Bounded Retry 与 Candidate-pool Expansion</w:t>
+      </w:r>
+    </w:p>
+    <w:p>
+      <w:r>
+        <w:t>Bounded retry需要显式的retry budget、单调状态变化和终止条件。AgentRec只允许一次5→10扩池：搜索广度增加，但hard constraints不变；第二次失败必须停止，因此不会形成无限循环。</w:t>
+      </w:r>
+    </w:p>
+    <w:p>
+      <w:r>
+        <w:t>Candidate-pool expansion与hard-constraint relaxation不同。前者在同一可行域中查看更多排序候选；后者改变可行域和用户意图，需要新的业务授权。</w:t>
+      </w:r>
+    </w:p>
+    <w:p>
+      <w:pPr>
+        <w:pStyle w:val="Heading2"/>
+      </w:pPr>
+      <w:r>
+        <w:t>为什么 Retry 不等于 General Re-plan</w:t>
+      </w:r>
+    </w:p>
+    <w:p>
+      <w:r>
+        <w:t>General re-plan可能改变任务顺序、预算分配、requirement、工具策略或已选商品。V2-09.5只改变一个系统运行参数top_k，并沿原路径重新执行，所以更准确的名称是bounded candidate-pool retry。</w:t>
+      </w:r>
+    </w:p>
+    <w:p>
+      <w:pPr>
+        <w:pStyle w:val="Heading2"/>
+      </w:pPr>
+      <w:r>
+        <w:t>Hard Constraint Preservation</w:t>
+      </w:r>
+    </w:p>
+    <w:p>
+      <w:r>
+        <w:t>安全恢复必须证明category、quantity、max_budget、required_features和总预算语义不变。任何自动删除feature、提高预算或把UNKNOWN改成SUPPORTED都会把恢复机制变成未经授权的需求修改。</w:t>
+      </w:r>
+    </w:p>
+    <w:p>
+      <w:pPr>
+        <w:pStyle w:val="Heading2"/>
+      </w:pPr>
+      <w:r>
+        <w:t>Attempt Binding 与 Provenance</w:t>
+      </w:r>
+    </w:p>
+    <w:p>
+      <w:r>
+        <w:t>Plan version描述业务状态版本，但mutation前的多次尝试可共享同一plan version。Attempt binding为每轮evidence与verification增加运行时世代标识，并要求它们与当前replan_attempt一致。它解决的是同版本快照的来源歧义。</w:t>
+      </w:r>
+    </w:p>
+    <w:p>
+      <w:r>
+        <w:t>Attempt binding属于provenance和stale-state控制：旧证据即使plan_id、requirement_id、plan_version都匹配，也不能跨attempt复用。</w:t>
+      </w:r>
+    </w:p>
+    <w:p>
+      <w:pPr>
+        <w:pStyle w:val="Heading2"/>
+      </w:pPr>
+      <w:r>
+        <w:t>Transient State Reset</w:t>
+      </w:r>
+    </w:p>
+    <w:p>
+      <w:r>
+        <w:t>Retry boundary必须清除上一轮的arguments、tool result、selection、evaluation、planner decision、current evidence/verification和error state，否则下游节点可能把旧快照误认为新结果。持久业务状态与审计history则应保留。</w:t>
+      </w:r>
+    </w:p>
+    <w:p>
+      <w:pPr>
+        <w:pStyle w:val="Heading2"/>
+      </w:pPr>
+      <w:r>
+        <w:t>Pre-mutation Recovery 与 Post-mutation Recovery</w:t>
+      </w:r>
+    </w:p>
+    <w:p>
+      <w:r>
+        <w:t>Pre-mutation recovery简单，因为ShoppingPlan尚未改变，只需清理runtime state并重试。Post-mutation recovery更难：需要rollback、replace/remove语义、预算重算、slot identity及并发版本控制，因此不能复用简单retry。</w:t>
+      </w:r>
+    </w:p>
+    <w:p>
+      <w:pPr>
+        <w:pStyle w:val="Heading2"/>
+      </w:pPr>
+      <w:r>
+        <w:t>Deterministic Policy 与 LLM Planner 边界</w:t>
+      </w:r>
+    </w:p>
+    <w:p>
+      <w:r>
+        <w:t>恢复策略属于系统权限与风险控制，应由确定性policy决定。LLM Planner可以在经过验证的eligible allowlist中表达偏好，但不能决定是否放宽约束、扩大多少次、伪造候选或覆盖integrity error。</w:t>
+      </w:r>
+    </w:p>
+    <w:p>
+      <w:pPr>
+        <w:pStyle w:val="Heading2"/>
+      </w:pPr>
+      <w:r>
+        <w:t>Fail Closed</w:t>
+      </w:r>
+    </w:p>
+    <w:p>
+      <w:r>
+        <w:t>Fail closed意味着identity、provenance、plan version、attempt或artifact contract不一致时终止，而不是回退到全库检索、复用旧证据或伪装为空结果。业务上的zero eligible可以诊断，系统完整性错误不能被当作可恢复业务失败。</w:t>
+      </w:r>
+    </w:p>
+    <w:p>
+      <w:pPr>
+        <w:pStyle w:val="Heading2"/>
+      </w:pPr>
+      <w:r>
+        <w:t>Retry Budget 与终止性</w:t>
+      </w:r>
+    </w:p>
+    <w:p>
+      <w:r>
+        <w:t>Retry budget应进入typed state与directive validation。AgentRec固定max_replan_attempts=1，且policy只接受attempt 0、top_k=5的zero-eligible diagnosis。attempt 1失败被映射为REPLAN_ATTEMPTS_EXHAUSTED，保证有限状态机终止。</w:t>
+      </w:r>
+    </w:p>
+    <w:p>
+      <w:pPr>
+        <w:pStyle w:val="Heading2"/>
+      </w:pPr>
+      <w:r>
+        <w:t>Real Artifact Validation Methodology</w:t>
+      </w:r>
+    </w:p>
+    <w:p>
+      <w:r>
+        <w:t>完整验证应分层：回归测试验证所有控制流分支；cheap backend audit验证参数变化确实改变真实候选；真实Artifact E2E验证production服务、artifact、GPU、检索、验证与workflow的集成。某一层不能替代其他层。</w:t>
+      </w:r>
+    </w:p>
+    <w:tbl>
+      <w:tblPr>
+        <w:tblStyle w:val="TableGrid"/>
+        <w:tblW w:type="auto" w:w="0"/>
+        <w:jc w:val="center"/>
+        <w:tblLook w:firstColumn="1" w:firstRow="1" w:lastColumn="0" w:lastRow="0" w:noHBand="0" w:noVBand="1" w:val="04A0"/>
+      </w:tblPr>
+      <w:tblGrid>
+        <w:gridCol w:w="3331"/>
+        <w:gridCol w:w="3331"/>
+        <w:gridCol w:w="3331"/>
+      </w:tblGrid>
+      <w:tr>
+        <w:tc>
+          <w:tcPr>
+            <w:tcW w:type="dxa" w:w="3331"/>
+            <w:vAlign w:val="center"/>
+            <w:shd w:fill="D9EAF7"/>
+            <w:tcMar>
+              <w:top w:w="80" w:type="dxa"/>
+              <w:left w:w="80" w:type="dxa"/>
+              <w:bottom w:w="80" w:type="dxa"/>
+              <w:right w:w="80" w:type="dxa"/>
+            </w:tcMar>
+          </w:tcPr>
+          <w:p>
+            <w:pPr>
+              <w:spacing w:after="40" w:before="40"/>
+            </w:pPr>
+            <w:r>
+              <w:rPr>
+                <w:b/>
+              </w:rPr>
+              <w:t>证据层</w:t>
+            </w:r>
+          </w:p>
+        </w:tc>
+        <w:tc>
+          <w:tcPr>
+            <w:tcW w:type="dxa" w:w="3331"/>
+            <w:vAlign w:val="center"/>
+            <w:shd w:fill="D9EAF7"/>
+            <w:tcMar>
+              <w:top w:w="80" w:type="dxa"/>
+              <w:left w:w="80" w:type="dxa"/>
+              <w:bottom w:w="80" w:type="dxa"/>
+              <w:right w:w="80" w:type="dxa"/>
+            </w:tcMar>
+          </w:tcPr>
+          <w:p>
+            <w:pPr>
+              <w:spacing w:after="40" w:before="40"/>
+            </w:pPr>
+            <w:r>
+              <w:rPr>
+                <w:b/>
+              </w:rPr>
+              <w:t>验证内容</w:t>
+            </w:r>
+          </w:p>
+        </w:tc>
+        <w:tc>
+          <w:tcPr>
+            <w:tcW w:type="dxa" w:w="3331"/>
+            <w:vAlign w:val="center"/>
+            <w:shd w:fill="D9EAF7"/>
+            <w:tcMar>
+              <w:top w:w="80" w:type="dxa"/>
+              <w:left w:w="80" w:type="dxa"/>
+              <w:bottom w:w="80" w:type="dxa"/>
+              <w:right w:w="80" w:type="dxa"/>
+            </w:tcMar>
+          </w:tcPr>
+          <w:p>
+            <w:pPr>
+              <w:spacing w:after="40" w:before="40"/>
+            </w:pPr>
+            <w:r>
+              <w:rPr>
+                <w:b/>
+              </w:rPr>
+              <w:t>本阶段结果</w:t>
+            </w:r>
+          </w:p>
+        </w:tc>
+      </w:tr>
+      <w:tr>
+        <w:tc>
+          <w:tcPr>
+            <w:tcW w:type="dxa" w:w="3331"/>
+            <w:vAlign w:val="center"/>
+            <w:tcMar>
+              <w:top w:w="80" w:type="dxa"/>
+              <w:left w:w="80" w:type="dxa"/>
+              <w:bottom w:w="80" w:type="dxa"/>
+              <w:right w:w="80" w:type="dxa"/>
+            </w:tcMar>
+          </w:tcPr>
+          <w:p>
+            <w:pPr>
+              <w:spacing w:after="40" w:before="40"/>
+            </w:pPr>
+            <w:r>
+              <w:t>Regression</w:t>
+            </w:r>
+          </w:p>
+        </w:tc>
+        <w:tc>
+          <w:tcPr>
+            <w:tcW w:type="dxa" w:w="3331"/>
+            <w:vAlign w:val="center"/>
+            <w:tcMar>
+              <w:top w:w="80" w:type="dxa"/>
+              <w:left w:w="80" w:type="dxa"/>
+              <w:bottom w:w="80" w:type="dxa"/>
+              <w:right w:w="80" w:type="dxa"/>
+            </w:tcMar>
+          </w:tcPr>
+          <w:p>
+            <w:pPr>
+              <w:spacing w:after="40" w:before="40"/>
+            </w:pPr>
+            <w:r>
+              <w:t>recovery/exhaustion控制流与不变量</w:t>
+            </w:r>
+          </w:p>
+        </w:tc>
+        <w:tc>
+          <w:tcPr>
+            <w:tcW w:type="dxa" w:w="3331"/>
+            <w:vAlign w:val="center"/>
+            <w:tcMar>
+              <w:top w:w="80" w:type="dxa"/>
+              <w:left w:w="80" w:type="dxa"/>
+              <w:bottom w:w="80" w:type="dxa"/>
+              <w:right w:w="80" w:type="dxa"/>
+            </w:tcMar>
+          </w:tcPr>
+          <w:p>
+            <w:pPr>
+              <w:spacing w:after="40" w:before="40"/>
+            </w:pPr>
+            <w:r>
+              <w:t>186/186 PASS</w:t>
+            </w:r>
+          </w:p>
+        </w:tc>
+      </w:tr>
+      <w:tr>
+        <w:tc>
+          <w:tcPr>
+            <w:tcW w:type="dxa" w:w="3331"/>
+            <w:vAlign w:val="center"/>
+            <w:tcMar>
+              <w:top w:w="80" w:type="dxa"/>
+              <w:left w:w="80" w:type="dxa"/>
+              <w:bottom w:w="80" w:type="dxa"/>
+              <w:right w:w="80" w:type="dxa"/>
+            </w:tcMar>
+          </w:tcPr>
+          <w:p>
+            <w:pPr>
+              <w:spacing w:after="40" w:before="40"/>
+            </w:pPr>
+            <w:r>
+              <w:t>Recommendation audit</w:t>
+            </w:r>
+          </w:p>
+        </w:tc>
+        <w:tc>
+          <w:tcPr>
+            <w:tcW w:type="dxa" w:w="3331"/>
+            <w:vAlign w:val="center"/>
+            <w:tcMar>
+              <w:top w:w="80" w:type="dxa"/>
+              <w:left w:w="80" w:type="dxa"/>
+              <w:bottom w:w="80" w:type="dxa"/>
+              <w:right w:w="80" w:type="dxa"/>
+            </w:tcMar>
+          </w:tcPr>
+          <w:p>
+            <w:pPr>
+              <w:spacing w:after="40" w:before="40"/>
+            </w:pPr>
+            <w:r>
+              <w:t>5→10是否引入真实rank 6–10</w:t>
+            </w:r>
+          </w:p>
+        </w:tc>
+        <w:tc>
+          <w:tcPr>
+            <w:tcW w:type="dxa" w:w="3331"/>
+            <w:vAlign w:val="center"/>
+            <w:tcMar>
+              <w:top w:w="80" w:type="dxa"/>
+              <w:left w:w="80" w:type="dxa"/>
+              <w:bottom w:w="80" w:type="dxa"/>
+              <w:right w:w="80" w:type="dxa"/>
+            </w:tcMar>
+          </w:tcPr>
+          <w:p>
+            <w:pPr>
+              <w:spacing w:after="40" w:before="40"/>
+            </w:pPr>
+            <w:r>
+              <w:t>51/51 PASS</w:t>
+            </w:r>
+          </w:p>
+        </w:tc>
+      </w:tr>
+      <w:tr>
+        <w:tc>
+          <w:tcPr>
+            <w:tcW w:type="dxa" w:w="3331"/>
+            <w:vAlign w:val="center"/>
+            <w:tcMar>
+              <w:top w:w="80" w:type="dxa"/>
+              <w:left w:w="80" w:type="dxa"/>
+              <w:bottom w:w="80" w:type="dxa"/>
+              <w:right w:w="80" w:type="dxa"/>
+            </w:tcMar>
+          </w:tcPr>
+          <w:p>
+            <w:pPr>
+              <w:spacing w:after="40" w:before="40"/>
+            </w:pPr>
+            <w:r>
+              <w:t>Real Artifact E2E</w:t>
+            </w:r>
+          </w:p>
+        </w:tc>
+        <w:tc>
+          <w:tcPr>
+            <w:tcW w:type="dxa" w:w="3331"/>
+            <w:vAlign w:val="center"/>
+            <w:tcMar>
+              <w:top w:w="80" w:type="dxa"/>
+              <w:left w:w="80" w:type="dxa"/>
+              <w:bottom w:w="80" w:type="dxa"/>
+              <w:right w:w="80" w:type="dxa"/>
+            </w:tcMar>
+          </w:tcPr>
+          <w:p>
+            <w:pPr>
+              <w:spacing w:after="40" w:before="40"/>
+            </w:pPr>
+            <w:r>
+              <w:t>真实retry trigger、fresh evidence/verification、终止</w:t>
+            </w:r>
+          </w:p>
+        </w:tc>
+        <w:tc>
+          <w:tcPr>
+            <w:tcW w:type="dxa" w:w="3331"/>
+            <w:vAlign w:val="center"/>
+            <w:tcMar>
+              <w:top w:w="80" w:type="dxa"/>
+              <w:left w:w="80" w:type="dxa"/>
+              <w:bottom w:w="80" w:type="dxa"/>
+              <w:right w:w="80" w:type="dxa"/>
+            </w:tcMar>
+          </w:tcPr>
+          <w:p>
+            <w:pPr>
+              <w:spacing w:after="40" w:before="40"/>
+            </w:pPr>
+            <w:r>
+              <w:t>Retry-exhaustion PASS</w:t>
+            </w:r>
+          </w:p>
+        </w:tc>
+      </w:tr>
+      <w:tr>
+        <w:tc>
+          <w:tcPr>
+            <w:tcW w:type="dxa" w:w="3331"/>
+            <w:vAlign w:val="center"/>
+            <w:tcMar>
+              <w:top w:w="80" w:type="dxa"/>
+              <w:left w:w="80" w:type="dxa"/>
+              <w:bottom w:w="80" w:type="dxa"/>
+              <w:right w:w="80" w:type="dxa"/>
+            </w:tcMar>
+          </w:tcPr>
+          <w:p>
+            <w:pPr>
+              <w:spacing w:after="40" w:before="40"/>
+            </w:pPr>
+            <w:r>
+              <w:t>自然recovery</w:t>
+            </w:r>
+          </w:p>
+        </w:tc>
+        <w:tc>
+          <w:tcPr>
+            <w:tcW w:type="dxa" w:w="3331"/>
+            <w:vAlign w:val="center"/>
+            <w:tcMar>
+              <w:top w:w="80" w:type="dxa"/>
+              <w:left w:w="80" w:type="dxa"/>
+              <w:bottom w:w="80" w:type="dxa"/>
+              <w:right w:w="80" w:type="dxa"/>
+            </w:tcMar>
+          </w:tcPr>
+          <w:p>
+            <w:pPr>
+              <w:spacing w:after="40" w:before="40"/>
+            </w:pPr>
+            <w:r>
+              <w:t>真实新增候选是否最终ELIGIBLE</w:t>
+            </w:r>
+          </w:p>
+        </w:tc>
+        <w:tc>
+          <w:tcPr>
+            <w:tcW w:type="dxa" w:w="3331"/>
+            <w:vAlign w:val="center"/>
+            <w:tcMar>
+              <w:top w:w="80" w:type="dxa"/>
+              <w:left w:w="80" w:type="dxa"/>
+              <w:bottom w:w="80" w:type="dxa"/>
+              <w:right w:w="80" w:type="dxa"/>
+            </w:tcMar>
+          </w:tcPr>
+          <w:p>
+            <w:pPr>
+              <w:spacing w:after="40" w:before="40"/>
+            </w:pPr>
+            <w:r>
+              <w:t>NOT OBSERVED</w:t>
+            </w:r>
+          </w:p>
+        </w:tc>
+      </w:tr>
+    </w:tbl>
+    <w:p>
+      <w:pPr>
+        <w:pStyle w:val="Heading2"/>
+      </w:pPr>
+      <w:r>
+        <w:t>性能分析原则</w:t>
+      </w:r>
+    </w:p>
+    <w:p>
+      <w:r>
+        <w:t>优化应由测量驱动。真实formal workflow约137.973 ms，其中Evidence Retrieval占主要成本，而Diagnosis约0.047 ms、Policy约0.017 ms。该结果不支持为了展示技术栈引入ANN、FAISS或vector DB。</w:t>
+      </w:r>
+    </w:p>
+    <w:p>
+      <w:pPr>
+        <w:pStyle w:val="Heading2"/>
+      </w:pPr>
+      <w:r>
+        <w:t>AgentRec 中的应用边界</w:t>
+      </w:r>
+    </w:p>
+    <w:p>
+      <w:r>
+        <w:t>V2-09.5冻结为一次pre-mutation、single-requirement、hard-constraint-preserving的5→10扩池。它不覆盖budget reallocation、requirement rewriting、multi-step rollback、自然语言协商或最终回答生成。</w:t>
+      </w:r>
+    </w:p>
+    <w:p>
+      <w:pPr>
+        <w:pStyle w:val="Heading2"/>
+      </w:pPr>
+      <w:r>
+        <w:t>阶段状态</w:t>
+      </w:r>
+    </w:p>
+    <w:p>
+      <w:r>
+        <w:t>V2-09.5 Design FROZEN；Production Implementation PASS；Server Regression 186/186 PASS；Real Recommendation Audit 51/51 PASS；Real Artifact Retry-Exhaustion PASS；Natural Retry-Recovery NOT OBSERVED；Documentation COMPLETED；Final Status PASS / FROZEN。</w:t>
+      </w:r>
+    </w:p>
     <w:sectPr>
       <w:footerReference w:type="default" r:id="rId9"/>
       <w:pgSz w:w="12240" w:h="15840"/>

--- a/docs/AgentRec V2 技术知识体系.docx
+++ b/docs/AgentRec V2 技术知识体系.docx
@@ -6836,6 +6836,211 @@
         <w:t>V2-09.5 Design FROZEN；Production Implementation PASS；Server Regression 186/186 PASS；Real Recommendation Audit 51/51 PASS；Real Artifact Retry-Exhaustion PASS；Natural Retry-Recovery NOT OBSERVED；Documentation COMPLETED；Final Status PASS / FROZEN。</w:t>
       </w:r>
     </w:p>
+    <w:p>
+      <w:r>
+        <w:br w:type="page"/>
+      </w:r>
+    </w:p>
+    <w:p>
+      <w:pPr>
+        <w:pStyle w:val="Heading1"/>
+      </w:pPr>
+      <w:r>
+        <w:t>V2 09 6 Grounded Final Response Pipeline</w:t>
+      </w:r>
+    </w:p>
+    <w:p>
+      <w:pPr>
+        <w:pStyle w:val="Heading2"/>
+      </w:pPr>
+      <w:r>
+        <w:t>Grounded Response Generation</w:t>
+      </w:r>
+    </w:p>
+    <w:p>
+      <w:r>
+        <w:t>Grounded Response Generation 是把已验证业务状态转换为用户可见表达的过程。它不是重新推理，也不是让语言模型自由总结，而是通过安全投影和确定性渲染，确保每个可见结论都来自已确认的业务事实。</w:t>
+      </w:r>
+    </w:p>
+    <w:p>
+      <w:pPr>
+        <w:pStyle w:val="Heading2"/>
+      </w:pPr>
+      <w:r>
+        <w:t>为什么不能直接使用 Workflow State</w:t>
+      </w:r>
+    </w:p>
+    <w:p>
+      <w:r>
+        <w:t>Workflow state 面向执行引擎，包含 internal control information、provenance information 和 execution information，例如 route、候选池、attempt-local evidence、verification result、失败诊断及重试历史。它的数据范围远大于用户回答所需范围。</w:t>
+      </w:r>
+    </w:p>
+    <w:p>
+      <w:r>
+        <w:t>直接暴露 workflow state 会带来内部实现泄露、未支持 claim 被错误表达以及模型基于过程字段生成 hallucinated explanation 等风险。即使状态本身正确，也不等于其中每个字段都适合用户消费。</w:t>
+      </w:r>
+    </w:p>
+    <w:p>
+      <w:pPr>
+        <w:pStyle w:val="Heading2"/>
+      </w:pPr>
+      <w:r>
+        <w:t>Projection Layer</w:t>
+      </w:r>
+    </w:p>
+    <w:p>
+      <w:pPr>
+        <w:jc w:val="center"/>
+      </w:pPr>
+      <w:r>
+        <w:t>Business State</w:t>
+      </w:r>
+    </w:p>
+    <w:p>
+      <w:pPr>
+        <w:jc w:val="center"/>
+      </w:pPr>
+      <w:r>
+        <w:t>↓</w:t>
+      </w:r>
+    </w:p>
+    <w:p>
+      <w:pPr>
+        <w:jc w:val="center"/>
+      </w:pPr>
+      <w:r>
+        <w:t>Safe Projection</w:t>
+      </w:r>
+    </w:p>
+    <w:p>
+      <w:pPr>
+        <w:jc w:val="center"/>
+      </w:pPr>
+      <w:r>
+        <w:t>↓</w:t>
+      </w:r>
+    </w:p>
+    <w:p>
+      <w:pPr>
+        <w:jc w:val="center"/>
+      </w:pPr>
+      <w:r>
+        <w:t>User Response</w:t>
+      </w:r>
+    </w:p>
+    <w:p>
+      <w:r>
+        <w:t>Projection Layer 使用显式 contract 从完整业务状态中选择允许公开的字段，并验证身份、版本、状态和证据绑定。它把“业务正确”进一步收敛为“可安全表达”，是系统从执行语义进入呈现语义的边界。</w:t>
+      </w:r>
+    </w:p>
+    <w:p>
+      <w:r>
+        <w:t>安全投影必须 fail closed：当状态不一致、grounding 缺失或 claim 未得到明确支持时，不生成看似合理的用户回答。</w:t>
+      </w:r>
+    </w:p>
+    <w:p>
+      <w:pPr>
+        <w:pStyle w:val="Heading2"/>
+      </w:pPr>
+      <w:r>
+        <w:t>Control Plane 与 Presentation Plane</w:t>
+      </w:r>
+    </w:p>
+    <w:p>
+      <w:r>
+        <w:t>Control Plane 由 Workflow、Domain 和 Service 组成，负责 decision、verification 与 execution，包括候选选择、证据绑定、约束判断、预算计算、状态迁移和有界重规划。</w:t>
+      </w:r>
+    </w:p>
+    <w:p>
+      <w:r>
+        <w:t>Presentation Plane 由 Response Contracts、Projector 和 Renderer 组成，负责 safe presentation 与 deterministic rendering。它只表达控制面已经完成的决策，不创造商品事实、不修改业务状态，也不重新调用执行服务。</w:t>
+      </w:r>
+    </w:p>
+    <w:p>
+      <w:r>
+        <w:t>这种分层避免 Renderer 成为隐藏业务层，也避免 Workflow 为了展示格式而承载字符串拼接逻辑。</w:t>
+      </w:r>
+    </w:p>
+    <w:p>
+      <w:pPr>
+        <w:pStyle w:val="Heading2"/>
+      </w:pPr>
+      <w:r>
+        <w:t>Deterministic Rendering</w:t>
+      </w:r>
+    </w:p>
+    <w:p>
+      <w:r>
+        <w:t>确定性渲染使用类型化 context 和固定模板。相同 context 必须产生相同 FinalResponseResult，因此输出可测试、可回归、可审计。</w:t>
+      </w:r>
+    </w:p>
+    <w:p>
+      <w:r>
+        <w:t>与自由 LLM 生成相比，它避免了 hallucination、unsupported explanation 和 unstable output。它也使 UNKNOWN 与 CONTRADICTED 等关键语义保持精确：UNKNOWN 表示证据不足，CONTRADICTED 表示已有证据与要求冲突，两者不能互换。</w:t>
+      </w:r>
+    </w:p>
+    <w:p>
+      <w:pPr>
+        <w:pStyle w:val="Heading2"/>
+      </w:pPr>
+      <w:r>
+        <w:t>Response Contract 与类型安全</w:t>
+      </w:r>
+    </w:p>
+    <w:p>
+      <w:r>
+        <w:t>ResponseKind 将终态限制为 READY 与 CONFLICT。GroundedResponseContext 使用 ReadyResponseContext 和 ConflictResponseContext 表达不同输入结构；FinalResponseResult 使用 kind、text 与 decision_summary 形成统一输出。</w:t>
+      </w:r>
+    </w:p>
+    <w:p>
+      <w:r>
+        <w:t>类型化 contract 让 API、测试和后续客户端无需解析自然语言来判断业务状态，同时防止任意字段穿透响应边界。</w:t>
+      </w:r>
+    </w:p>
+    <w:p>
+      <w:pPr>
+        <w:pStyle w:val="Heading2"/>
+      </w:pPr>
+      <w:r>
+        <w:t>Security Boundary</w:t>
+      </w:r>
+    </w:p>
+    <w:p>
+      <w:r>
+        <w:t>响应层采用 allowlist，而不是从内部状态中删除少数字段。最终文本禁止输出 item_index、similarity score、recommendation score、backend、artifact path、raw exception、embedding row、chunk id 与内部错误细节。</w:t>
+      </w:r>
+    </w:p>
+    <w:p>
+      <w:r>
+        <w:t>证据原文和 selection rationale 可以保留在内部审计数据中，但 Renderer 不读取这些字段。用户可见 verified claim 只能来自 Projector 已确认的 SUPPORTED constraint。</w:t>
+      </w:r>
+    </w:p>
+    <w:p>
+      <w:pPr>
+        <w:pStyle w:val="Heading2"/>
+      </w:pPr>
+      <w:r>
+        <w:t>Failure Isolation</w:t>
+      </w:r>
+    </w:p>
+    <w:p>
+      <w:r>
+        <w:t>Projection 或 rendering 是业务执行之后的表达步骤。它们失败时应返回脱敏错误码，但不能回写 workflow route、ShoppingPlan 或 evaluation。这样可以区分“业务任务执行结果”和“最终表达生成状态”，避免 presentation failure 污染 control-plane truth。</w:t>
+      </w:r>
+    </w:p>
+    <w:p>
+      <w:pPr>
+        <w:pStyle w:val="Heading2"/>
+      </w:pPr>
+      <w:r>
+        <w:t>AgentRec 中的应用边界</w:t>
+      </w:r>
+    </w:p>
+    <w:p>
+      <w:r>
+        <w:t>AgentRec 在 AgentTaskRunner 中完成最终集成：先验证 graph.invoke() 输出并映射状态，再对 READY/CONFLICT 执行投影和渲染。该层不新增 LLM、推荐、检索或验证调用。服务器基于 LangGraph 1.2.11 的完整回归为 230/230 PASS，V2-09.6 状态为 PASS / FROZEN。</w:t>
+      </w:r>
+    </w:p>
     <w:sectPr>
       <w:footerReference w:type="default" r:id="rId9"/>
       <w:pgSz w:w="12240" w:h="15840"/>

--- a/docs/AgentRec V2 技术知识体系.docx
+++ b/docs/AgentRec V2 技术知识体系.docx
@@ -7041,6 +7041,181 @@
         <w:t>AgentRec 在 AgentTaskRunner 中完成最终集成：先验证 graph.invoke() 输出并映射状态，再对 READY/CONFLICT 执行投影和渲染。该层不新增 LLM、推荐、检索或验证调用。服务器基于 LangGraph 1.2.11 的完整回归为 230/230 PASS，V2-09.6 状态为 PASS / FROZEN。</w:t>
       </w:r>
     </w:p>
+    <w:p>
+      <w:r>
+        <w:br w:type="page"/>
+      </w:r>
+    </w:p>
+    <w:p>
+      <w:pPr>
+        <w:pStyle w:val="Heading1"/>
+      </w:pPr>
+      <w:r>
+        <w:t>V2 09 7 User Preference Memory and Multi-turn Agent</w:t>
+      </w:r>
+    </w:p>
+    <w:p>
+      <w:pPr>
+        <w:pStyle w:val="Heading2"/>
+      </w:pPr>
+      <w:r>
+        <w:t>Preference Memory</w:t>
+      </w:r>
+    </w:p>
+    <w:p>
+      <w:r>
+        <w:t>Preference Memory 是将用户明确表达的偏好保存为类型化事实，并在未来任务中按身份、范围和确认状态读取的机制。它与对话历史不同：对话历史记录发生过什么，Preference Memory 只保存经过契约约束、可能影响未来需求构造的偏好。</w:t>
+      </w:r>
+    </w:p>
+    <w:p>
+      <w:r>
+        <w:t>工程上需要区分 session context 与 user profile。前者生命周期短，只服务当前购物会话；后者跨 session 使用，必须具备更严格的确认、更新和审计边界。</w:t>
+      </w:r>
+    </w:p>
+    <w:p>
+      <w:pPr>
+        <w:pStyle w:val="Heading2"/>
+      </w:pPr>
+      <w:r>
+        <w:t>Structured Memory 与 Prompt Memory</w:t>
+      </w:r>
+    </w:p>
+    <w:p>
+      <w:r>
+        <w:t>Prompt Memory 通常把历史文本直接拼进模型上下文，优点是实现快，但缺少 schema、状态和作用域，很难判断一句历史表达是否仍然有效，也难以执行确定性冲突处理。</w:t>
+      </w:r>
+    </w:p>
+    <w:p>
+      <w:r>
+        <w:t>Structured Memory 使用明确字段表示 identity、scope、type、value、status 与时间。它可以被验证、过滤、排序和测试，并把“历史文本理解”与“业务约束生效”分开。代价是需要设计契约与迁移策略，但更适合承担长期业务行为。</w:t>
+      </w:r>
+    </w:p>
+    <w:p>
+      <w:pPr>
+        <w:pStyle w:val="Heading2"/>
+      </w:pPr>
+      <w:r>
+        <w:t>Confirmed Preference Gate</w:t>
+      </w:r>
+    </w:p>
+    <w:p>
+      <w:r>
+        <w:t>确认门是长期偏好安全的核心。CANDIDATE 只是待确认提议，CONFIRMED 才能参与需求增强，REJECTED 表示用户明确拒绝。状态机阻止系统把一次含糊表达自动升级为长期事实。</w:t>
+      </w:r>
+    </w:p>
+    <w:p>
+      <w:r>
+        <w:t>确认门应位于 Memory Retrieval 与 Requirement Augmentation 之间，由存储查询返回 confirmed 集合，而不是由每个调用方重复实现过滤。这样能减少不同调用路径产生不一致语义。</w:t>
+      </w:r>
+    </w:p>
+    <w:p>
+      <w:pPr>
+        <w:pStyle w:val="Heading2"/>
+      </w:pPr>
+      <w:r>
+        <w:t>Memory Retrieval</w:t>
+      </w:r>
+    </w:p>
+    <w:p>
+      <w:r>
+        <w:t>Memory Retrieval 的职责是按 user identity、scope 和 status 找到结构化记录，而不是做向量相似度搜索。第一版使用精确过滤和 deterministic ordering，先按 created_at，再按 id 排序。</w:t>
+      </w:r>
+    </w:p>
+    <w:p>
+      <w:r>
+        <w:t>确定性顺序很重要：当多个 Memory 值同时可用时，稳定顺序使冲突处理、测试和审计可复现。Memory 返回 immutable tuple，避免调用方意外修改 store 内部状态。</w:t>
+      </w:r>
+    </w:p>
+    <w:p>
+      <w:pPr>
+        <w:pStyle w:val="Heading2"/>
+      </w:pPr>
+      <w:r>
+        <w:t>Requirement Augmentation</w:t>
+      </w:r>
+    </w:p>
+    <w:p>
+      <w:r>
+        <w:t>Requirement Augmentation 将 confirmed memory 合并到当前 ShoppingRequirement。它不是修改 WorkflowState，也不是直接调整 Recommendation score；它只生成一个新的、重新经过 Domain validation 的 ShoppingRequirement。</w:t>
+      </w:r>
+    </w:p>
+    <w:p>
+      <w:r>
+        <w:t>FEATURE 可以追加并去重，BUDGET 只填补缺失预算，CATEGORY 不覆盖当前输入，Domain 不支持的 BRAND 被明确忽略。合并后仍由 ShoppingPlan、Recommendation、Evidence 与 Verification 执行原有规则。</w:t>
+      </w:r>
+    </w:p>
+    <w:p>
+      <w:pPr>
+        <w:pStyle w:val="Heading2"/>
+      </w:pPr>
+      <w:r>
+        <w:t>Current User Intent 与 Historical Preference 冲突</w:t>
+      </w:r>
+    </w:p>
+    <w:p>
+      <w:r>
+        <w:t>冲突优先级必须固定为 Current User Intent &gt; Confirmed Historical Preference &gt; Default。当前请求代表用户此刻的明确目标，历史偏好只能提供默认值或补充信息。</w:t>
+      </w:r>
+    </w:p>
+    <w:p>
+      <w:r>
+        <w:t>例如长期预算为 500，但当前用户明确要求预算 200 以内，最终 max_budget 必须是 200。反向覆盖会把辅助记忆变成不透明的控制源，削弱用户对当前任务的控制权。</w:t>
+      </w:r>
+    </w:p>
+    <w:p>
+      <w:pPr>
+        <w:pStyle w:val="Heading2"/>
+      </w:pPr>
+      <w:r>
+        <w:t>Failure Isolation Pattern</w:t>
+      </w:r>
+    </w:p>
+    <w:p>
+      <w:r>
+        <w:t>Memory 属于 optional augmentation。读取或合并失败时，系统应记录稳定、脱敏的错误码，并回退到当前请求生成的原始 Requirement。核心 Workflow 继续执行，不能因为辅助记忆故障把业务状态改成 ERROR。</w:t>
+      </w:r>
+    </w:p>
+    <w:p>
+      <w:r>
+        <w:t>这种模式把 availability 与 correctness 分开：Memory 成功时提升连续性，失败时维持单轮能力。错误隔离还要求不暴露 stack trace、内部路径或存储实现。</w:t>
+      </w:r>
+    </w:p>
+    <w:p>
+      <w:pPr>
+        <w:pStyle w:val="Heading2"/>
+      </w:pPr>
+      <w:r>
+        <w:t>Multi-turn Agent Design</w:t>
+      </w:r>
+    </w:p>
+    <w:p>
+      <w:r>
+        <w:t>多轮 Agent 不等于简单保存聊天记录。可靠设计需要把每一轮拆成显式阶段：偏好产生、状态确认、存储、下一轮按用户读取、需求增强、业务执行。每个阶段都有独立 contract 和失败语义。</w:t>
+      </w:r>
+    </w:p>
+    <w:p>
+      <w:r>
+        <w:t>E2E 测试应验证 confirmed preference 真正穿过 Store、Merger 与 AgentTaskRunner，而不是直接修改 WorkflowState；同时验证 candidate/rejected 不生效、当前请求优先、故障隔离与重复执行稳定。</w:t>
+      </w:r>
+    </w:p>
+    <w:p>
+      <w:pPr>
+        <w:pStyle w:val="Heading2"/>
+      </w:pPr>
+      <w:r>
+        <w:t>安全与扩展边界</w:t>
+      </w:r>
+    </w:p>
+    <w:p>
+      <w:r>
+        <w:t>Memory Contract 不保存 embedding、vector、score、similarity、chunk、artifact 或 model 信息。Memory 不直接调用 Recommendation，不进入 Evidence/Verification，不扩展 Response Contract。未来接入数据库或偏好演化时，应保持同一 immutable contract 与 confirmed gate。</w:t>
+      </w:r>
+    </w:p>
+    <w:p>
+      <w:r>
+        <w:t>当前能力仍是 in-memory abstraction：没有数据库持久化、自动偏好抽取、遗忘策略或 vector memory。这些属于后续独立阶段，不能被描述为已实现。</w:t>
+      </w:r>
+    </w:p>
     <w:sectPr>
       <w:footerReference w:type="default" r:id="rId9"/>
       <w:pgSz w:w="12240" w:h="15840"/>

--- a/docs/AgentRec V2 技术知识体系.docx
+++ b/docs/AgentRec V2 技术知识体系.docx
@@ -7216,6 +7216,179 @@
         <w:t>当前能力仍是 in-memory abstraction：没有数据库持久化、自动偏好抽取、遗忘策略或 vector memory。这些属于后续独立阶段，不能被描述为已实现。</w:t>
       </w:r>
     </w:p>
+    <w:p>
+      <w:r>
+        <w:br w:type="page"/>
+      </w:r>
+    </w:p>
+    <w:p>
+      <w:pPr>
+        <w:pStyle w:val="Heading1"/>
+      </w:pPr>
+      <w:r>
+        <w:t>V2-09.8 Agent Decision Layer</w:t>
+      </w:r>
+    </w:p>
+    <w:p>
+      <w:r>
+        <w:t>Agent Decision Architecture 将意图识别后的控制决策从 Workflow 业务执行中分离出来，通过结构化 Context、确定性 Policy、Directive 与 ExecutionPlan 建立清晰的编排边界。</w:t>
+      </w:r>
+    </w:p>
+    <w:p>
+      <w:pPr>
+        <w:pStyle w:val="Heading2"/>
+      </w:pPr>
+      <w:r>
+        <w:t>Decision Layer vs Workflow</w:t>
+      </w:r>
+    </w:p>
+    <w:p>
+      <w:r>
+        <w:t>Decision Layer 回答“基于当前事实，系统应该具备哪些下一步动作意图”；Workflow 回答“这些业务步骤如何按状态、验证和失败路径实际执行”。前者产出声明式计划，后者拥有执行顺序、状态迁移和业务副作用。</w:t>
+      </w:r>
+    </w:p>
+    <w:p>
+      <w:r>
+        <w:t>把两者分开可以避免路由判断散落在业务 node 中，也避免 Decision 层绕过 Domain、Recommendation、Evidence 或 Verification 边界。DecisionExecutionPlan 不能被解释为业务动作已经成功。</w:t>
+      </w:r>
+    </w:p>
+    <w:p>
+      <w:pPr>
+        <w:pStyle w:val="Heading2"/>
+      </w:pPr>
+      <w:r>
+        <w:t>Decision Context as Facts</w:t>
+      </w:r>
+    </w:p>
+    <w:p>
+      <w:r>
+        <w:t>DecisionContext 应只包含决策所需、已经由上游确认的事实，例如 intent、requirement_complete 和 memory_available。它不应持有 Service instance、GPU tensor、embedding、artifact path 或原始异常。Immutable 与 extra-forbid 约束使输入快照可复现，并阻止未声明信息进入策略。</w:t>
+      </w:r>
+    </w:p>
+    <w:p>
+      <w:pPr>
+        <w:pStyle w:val="Heading2"/>
+      </w:pPr>
+      <w:r>
+        <w:t>Deterministic Policy</w:t>
+      </w:r>
+    </w:p>
+    <w:p>
+      <w:r>
+        <w:t>确定性策略把 Context 映射为有序 DecisionDirective。相同输入产生相同输出，便于单元测试、回归、审计和安全评估。对于规则明确、动作集合有限的阶段，确定性实现比 LLM 路由更容易证明正确。</w:t>
+      </w:r>
+    </w:p>
+    <w:p>
+      <w:r>
+        <w:t>确定性不代表永久拒绝 LLM。未来可增加符合相同 contract 的策略实现，但输出仍必须经过枚举、非空、去重、权限与业务边界验证。</w:t>
+      </w:r>
+    </w:p>
+    <w:p>
+      <w:pPr>
+        <w:pStyle w:val="Heading2"/>
+      </w:pPr>
+      <w:r>
+        <w:t>Decision Directive Contract</w:t>
+      </w:r>
+    </w:p>
+    <w:p>
+      <w:r>
+        <w:t>Directive 将 intent 与有序 actions 绑定。动作顺序是 contract 的一部分；重复 action 被拒绝，避免一个动作在后续编排中被错误执行多次。封闭 Enum 防止任意字符串悄然成为系统能力。</w:t>
+      </w:r>
+    </w:p>
+    <w:p>
+      <w:pPr>
+        <w:pStyle w:val="Heading2"/>
+      </w:pPr>
+      <w:r>
+        <w:t>Decision and Execution Separation</w:t>
+      </w:r>
+    </w:p>
+    <w:p>
+      <w:r>
+        <w:t>Policy 负责选择动作，Executor 负责把动作解析为布尔执行计划。Executor 本身不调用工具，因此 action resolution 是纯函数式投影，没有网络、模型、数据库或业务副作用。</w:t>
+      </w:r>
+    </w:p>
+    <w:p>
+      <w:r>
+        <w:t>这种 separation 让测试可以分别验证：策略选择是否正确、动作映射是否完整、以及真实 Workflow 是否遵守执行边界。即使未来更换 Policy，也无需改写业务 Service。</w:t>
+      </w:r>
+    </w:p>
+    <w:p>
+      <w:pPr>
+        <w:pStyle w:val="Heading2"/>
+      </w:pPr>
+      <w:r>
+        <w:t>Decision Execution Plan</w:t>
+      </w:r>
+    </w:p>
+    <w:p>
+      <w:r>
+        <w:t>DecisionExecutionPlan 使用一组默认 False 的显式布尔字段表达可执行能力。显式字段比自由字符串列表更便于类型检查、序列化、权限判断和向后兼容，但它仍是 metadata，不是 WorkflowState 的替代品。</w:t>
+      </w:r>
+    </w:p>
+    <w:p>
+      <w:pPr>
+        <w:pStyle w:val="Heading2"/>
+      </w:pPr>
+      <w:r>
+        <w:t>Orchestration Layer</w:t>
+      </w:r>
+    </w:p>
+    <w:p>
+      <w:r>
+        <w:t>编排层负责把 Context、Policy、Directive 和 Executor 连接起来，并决定何时读取计划。AgentTaskRunner 是当前最小 integration point：它在 Workflow 前生成 decision_plan，但不据此改变既有执行。这样可以先验证 contract 和可观察性，再逐步决定哪些动作未来能够安全控制编排。</w:t>
+      </w:r>
+    </w:p>
+    <w:p>
+      <w:r>
+        <w:t>依赖注入要求 Policy 与 Executor 成对提供，避免半配置状态。未配置时保持旧行为，从而为已有调用方提供兼容路径。</w:t>
+      </w:r>
+    </w:p>
+    <w:p>
+      <w:pPr>
+        <w:pStyle w:val="Heading2"/>
+      </w:pPr>
+      <w:r>
+        <w:t>Failure Isolation</w:t>
+      </w:r>
+    </w:p>
+    <w:p>
+      <w:r>
+        <w:t>当 Decision Layer 只是增强 metadata 时，Policy 或 Executor 失败应隔离：decision_plan 为空，核心 Workflow 继续。隔离边界必须保证不修改 route、workflow state、memory merge 或 final response，并且不向用户暴露 stack trace 和内部实现。</w:t>
+      </w:r>
+    </w:p>
+    <w:p>
+      <w:r>
+        <w:t>是否 fail open 取决于层的职责。可选观测 metadata 可以 fail open；预算、身份、商品事实或硬约束验证不能套用同一策略。</w:t>
+      </w:r>
+    </w:p>
+    <w:p>
+      <w:pPr>
+        <w:pStyle w:val="Heading2"/>
+      </w:pPr>
+      <w:r>
+        <w:t>Validation Strategy</w:t>
+      </w:r>
+    </w:p>
+    <w:p>
+      <w:r>
+        <w:t>Contract tests 验证 enum、非空 actions、去重、extra-forbid 与 frozen；Policy tests 覆盖每种 intent 与 memory 分支；Executor tests 覆盖动作到 flags 的完整映射；Integration/E2E tests 验证 Runner 的兼容性、失败隔离、确定性及响应安全。</w:t>
+      </w:r>
+    </w:p>
+    <w:p>
+      <w:pPr>
+        <w:pStyle w:val="Heading2"/>
+      </w:pPr>
+      <w:r>
+        <w:t>当前边界</w:t>
+      </w:r>
+    </w:p>
+    <w:p>
+      <w:r>
+        <w:t>当前 Decision Layer 不调用 LLM、不执行工具、不修改 Workflow，也不提供通用多 intent AgentTaskRunner。candidate_available、verification_required 与 response_required 是为上下文完整性保留的事实字段，第一版策略尚未据此进行动态路由。</w:t>
+      </w:r>
+    </w:p>
     <w:sectPr>
       <w:footerReference w:type="default" r:id="rId9"/>
       <w:pgSz w:w="12240" w:h="15840"/>

--- a/docs/AgentRec V2 技术知识体系.docx
+++ b/docs/AgentRec V2 技术知识体系.docx
@@ -7389,6 +7389,175 @@
         <w:t>当前 Decision Layer 不调用 LLM、不执行工具、不修改 Workflow，也不提供通用多 intent AgentTaskRunner。candidate_available、verification_required 与 response_required 是为上下文完整性保留的事实字段，第一版策略尚未据此进行动态路由。</w:t>
       </w:r>
     </w:p>
+    <w:p>
+      <w:r>
+        <w:br w:type="page"/>
+      </w:r>
+    </w:p>
+    <w:p>
+      <w:pPr>
+        <w:pStyle w:val="Heading1"/>
+      </w:pPr>
+      <w:r>
+        <w:t>V2-09.9 Tool Calling Foundation</w:t>
+      </w:r>
+    </w:p>
+    <w:p>
+      <w:pPr>
+        <w:pStyle w:val="Heading2"/>
+      </w:pPr>
+      <w:r>
+        <w:t>Tool Calling 与 Tool Runtime</w:t>
+      </w:r>
+    </w:p>
+    <w:p>
+      <w:r>
+        <w:t>Tool Calling 是把模型或决策层的结构化意图转换为受控业务调用的机制。可靠实现需要把“描述工具、构造请求、绑定可信上下文、执行处理器、投影结果”拆成独立边界，而不是让模型直接调用 Service。</w:t>
+      </w:r>
+    </w:p>
+    <w:p>
+      <w:pPr>
+        <w:pStyle w:val="Heading2"/>
+      </w:pPr>
+      <w:r>
+        <w:t>Tool Contract</w:t>
+      </w:r>
+    </w:p>
+    <w:p>
+      <w:r>
+        <w:t>ToolDefinition 是发现层元数据；ToolRequest 是调用意图；ToolResult 是统一执行结果。契约冻结字段、拒绝额外输入并限制敏感键，使模型输出和业务执行之间形成可验证接口。</w:t>
+      </w:r>
+    </w:p>
+    <w:p>
+      <w:pPr>
+        <w:pStyle w:val="Heading2"/>
+      </w:pPr>
+      <w:r>
+        <w:t>Tool Registry</w:t>
+      </w:r>
+    </w:p>
+    <w:p>
+      <w:r>
+        <w:t>Registry 负责工具定义的注册、查询与确定性枚举。它只保存 metadata，不保存 Service、Adapter 或 handler 状态，避免发现层承担资源生命周期与依赖注入职责。</w:t>
+      </w:r>
+    </w:p>
+    <w:p>
+      <w:pPr>
+        <w:pStyle w:val="Heading2"/>
+      </w:pPr>
+      <w:r>
+        <w:t>Tool Routing</w:t>
+      </w:r>
+    </w:p>
+    <w:p>
+      <w:r>
+        <w:t>Routing 把已验证的 DecisionExecutionPlan 和当前业务事实转换为 ToolRequest。Decision 说明系统想做什么，Router 决定哪些动作应成为外部工具调用以及参数如何投影。只有具有明确外部或业务能力边界的动作才适合成为 Tool。</w:t>
+      </w:r>
+    </w:p>
+    <w:p>
+      <w:pPr>
+        <w:pStyle w:val="Heading2"/>
+      </w:pPr>
+      <w:r>
+        <w:t>Tool Execution</w:t>
+      </w:r>
+    </w:p>
+    <w:p>
+      <w:r>
+        <w:t>ToolExecutor 是业务无关的统一入口。它检查工具定义与 handler 绑定，执行调用并将失败转换为稳定错误码。Executor 不应包含推荐排序、预算判断或商品过滤等业务规则。</w:t>
+      </w:r>
+    </w:p>
+    <w:p>
+      <w:pPr>
+        <w:pStyle w:val="Heading2"/>
+      </w:pPr>
+      <w:r>
+        <w:t>Tool Handler</w:t>
+      </w:r>
+    </w:p>
+    <w:p>
+      <w:r>
+        <w:t>Handler 是通用运行时与既有业务 Adapter 之间的窄桥梁。它验证 ToolRequest，注入可信上下文，调用业务 Adapter，并对结果做安全投影；业务规则仍由原 Service 与 Adapter 负责。</w:t>
+      </w:r>
+    </w:p>
+    <w:p>
+      <w:pPr>
+        <w:pStyle w:val="Heading2"/>
+      </w:pPr>
+      <w:r>
+        <w:t>Tool Result 与 Allowlist Projection</w:t>
+      </w:r>
+    </w:p>
+    <w:p>
+      <w:r>
+        <w:t>Generic ToolResult 应只携带 Agent 真正需要的安全字段。直接序列化业务对象会让未来新增字段自动泄漏，因此应使用 allowlist projection。白名单是向前安全的：业务对象扩展时，外部契约不会自动扩大。</w:t>
+      </w:r>
+    </w:p>
+    <w:p>
+      <w:pPr>
+        <w:pStyle w:val="Heading2"/>
+      </w:pPr>
+      <w:r>
+        <w:t>Trust Boundary</w:t>
+      </w:r>
+    </w:p>
+    <w:p>
+      <w:r>
+        <w:t>Model-controlled arguments 是模型可以提出但必须验证的查询参数，例如类别、预算、功能和数量。System-controlled context 来自认证身份与工作流状态，例如 user_id 和排除商品集合。二者必须物理分离，防止模型伪造身份或绕过状态约束。</w:t>
+      </w:r>
+    </w:p>
+    <w:p>
+      <w:pPr>
+        <w:pStyle w:val="Heading2"/>
+      </w:pPr>
+      <w:r>
+        <w:t>Failure Isolation</w:t>
+      </w:r>
+    </w:p>
+    <w:p>
+      <w:r>
+        <w:t>工具错误不应传播 traceback、内部路径或原始异常文本。Runtime 使用稳定状态与脱敏错误码，既便于上层确定性处理，也降低敏感实现细节泄露风险。真正的业务空结果与执行失败仍需区分。</w:t>
+      </w:r>
+    </w:p>
+    <w:p>
+      <w:pPr>
+        <w:pStyle w:val="Heading2"/>
+      </w:pPr>
+      <w:r>
+        <w:t>Metadata 与 Execution Binding</w:t>
+      </w:r>
+    </w:p>
+    <w:p>
+      <w:r>
+        <w:t>工具定义回答“有什么工具、用途是什么”；handler binding 回答“当前进程如何执行”。把二者分离后，Registry 可以安全枚举，Executor 可以通过依赖注入绑定真实或 fake handler，测试无需加载重量级服务。</w:t>
+      </w:r>
+    </w:p>
+    <w:p>
+      <w:pPr>
+        <w:pStyle w:val="Heading2"/>
+      </w:pPr>
+      <w:r>
+        <w:t>Tool 与 Workflow Capability</w:t>
+      </w:r>
+    </w:p>
+    <w:p>
+      <w:r>
+        <w:t>USE_MEMORY 属于 Runner 内部增强，VERIFY_EVIDENCE 属于 Workflow 内部能力，ASK_CLARIFICATION 属于编排，GENERATE_RESPONSE 属于表达，STOP 属于控制。把这些全部包装成 Tool 会扩大模型权限并模糊控制平面，因此当前只把 RETRIEVE_PRODUCTS 映射为业务工具。</w:t>
+      </w:r>
+    </w:p>
+    <w:p>
+      <w:pPr>
+        <w:pStyle w:val="Heading2"/>
+      </w:pPr>
+      <w:r>
+        <w:t>架构边界与适用范围</w:t>
+      </w:r>
+    </w:p>
+    <w:p>
+      <w:r>
+        <w:t>Tool Calling Foundation 可以支持未来受控的 function calling，但它本身不是 ReAct，也不意味着 autonomous tool loop 已完成。是否接入主 Runner 应由明确需求、权限模型和端到端验证决定。</w:t>
+      </w:r>
+    </w:p>
     <w:sectPr>
       <w:footerReference w:type="default" r:id="rId9"/>
       <w:pgSz w:w="12240" w:h="15840"/>

--- a/docs/AgentRec V2 技术知识体系.docx
+++ b/docs/AgentRec V2 技术知识体系.docx
@@ -7558,6 +7558,336 @@
         <w:t>Tool Calling Foundation 可以支持未来受控的 function calling，但它本身不是 ReAct，也不意味着 autonomous tool loop 已完成。是否接入主 Runner 应由明确需求、权限模型和端到端验证决定。</w:t>
       </w:r>
     </w:p>
+    <w:p>
+      <w:r>
+        <w:br w:type="page"/>
+      </w:r>
+    </w:p>
+    <w:p>
+      <w:pPr>
+        <w:pStyle w:val="Heading1"/>
+      </w:pPr>
+      <w:r>
+        <w:t>Stage 4 — AgentRec End-to-End Web Application Integration</w:t>
+      </w:r>
+    </w:p>
+    <w:p>
+      <w:r>
+        <w:t>本章从工程原理解释 Stage 4 的端到端边界。重点不是复述提交历史，而是说明如何让概率性的语言理解与确定性的推荐、证据、业务状态和 HTTP 表达安全协作。</w:t>
+      </w:r>
+    </w:p>
+    <w:p>
+      <w:pPr>
+        <w:pStyle w:val="Heading2"/>
+      </w:pPr>
+      <w:r>
+        <w:t>Goal Extraction 与 Domain Projection 分层</w:t>
+      </w:r>
+    </w:p>
+    <w:p>
+      <w:r>
+        <w:t>Goal Extraction 回答“用户表达了哪些需求”，输出 identity-free proposal；Domain Projection 回答“这些 proposal 如何成为系统可追踪的 ShoppingRequirement”。二者分开后，LLM 不能直接创建 plan identity、预算分配或商品事实，projection 也能独立测试顺序、identity 和约束边界。</w:t>
+      </w:r>
+    </w:p>
+    <w:p>
+      <w:pPr>
+        <w:pStyle w:val="Heading2"/>
+      </w:pPr>
+      <w:r>
+        <w:t>Structured Output 与严格 Schema</w:t>
+      </w:r>
+    </w:p>
+    <w:p>
+      <w:r>
+        <w:t>Structured output 不是“让模型输出看起来像 JSON”，而是 JSON decode 后再通过 frozen、extra=forbid 的 Pydantic contract。字段类型、数量范围、clarification invariant、proposal 顺序和 allocation target 都在执行前验证。这样可以把自然语言不确定性限制在明确的输入边界。</w:t>
+      </w:r>
+    </w:p>
+    <w:p>
+      <w:pPr>
+        <w:pStyle w:val="Heading2"/>
+      </w:pPr>
+      <w:r>
+        <w:t>Schema drift normalization</w:t>
+      </w:r>
+    </w:p>
+    <w:p>
+      <w:r>
+        <w:t>外部模型可能返回语义相同但字段名不同的 JSON。兼容层只应转换少量已审核 alias，并在 canonical+alias 冲突或多 alias 同时出现时保持失败。Normalization 的目的不是降低 schema 严格性，而是把已知 provider drift 转换到正式 contract，再由 contract 完成最终验证。</w:t>
+      </w:r>
+    </w:p>
+    <w:p>
+      <w:pPr>
+        <w:pStyle w:val="Heading2"/>
+      </w:pPr>
+      <w:r>
+        <w:t>Fail-closed design</w:t>
+      </w:r>
+    </w:p>
+    <w:p>
+      <w:r>
+        <w:t>Hard constraint、identity、artifact provenance 或 state version 无法确认时，系统应停止相关路径或请求澄清，而不是把未知值当作满足。Fail closed 尤其适用于 required feature、candidate identity 和 verification；业务空结果可以是 CONFLICT，但内部损坏不能伪装成空推荐。</w:t>
+      </w:r>
+    </w:p>
+    <w:p>
+      <w:pPr>
+        <w:pStyle w:val="Heading2"/>
+      </w:pPr>
+      <w:r>
+        <w:t>Deterministic Constraint Grounding</w:t>
+      </w:r>
+    </w:p>
+    <w:p>
+      <w:r>
+        <w:t>Constraint Grounding 把自然语言 required feature 转换为注册 canonical concept。流程包括 NFKC、case folding、dash/whitespace normalization、移除一个明确 wrapper，以及 exact alias resolution。它不使用概率、相似度或 substring 猜测，因此相同输入总是产生相同结果。</w:t>
+      </w:r>
+    </w:p>
+    <w:p>
+      <w:pPr>
+        <w:pStyle w:val="Heading2"/>
+      </w:pPr>
+      <w:r>
+        <w:t>Canonical vocabulary</w:t>
+      </w:r>
+    </w:p>
+    <w:p>
+      <w:r>
+        <w:t>共享 FeatureAliasRegistry 让 planning grounding 与 verification 使用同一 vocabulary。当前只注册 HDMI 和 USB-C；USB-C aliases 包括 USB C、Type-C 与 Type C。集中维护可避免 Recommendation、Evidence 和 Verification 各自形成漂移的同义词规则。</w:t>
+      </w:r>
+    </w:p>
+    <w:p>
+      <w:pPr>
+        <w:pStyle w:val="Heading2"/>
+      </w:pPr>
+      <w:r>
+        <w:t>Exact alias 与 fuzzy semantic grounding</w:t>
+      </w:r>
+    </w:p>
+    <w:p>
+      <w:r>
+        <w:t>Exact alias 的优点是可审核、可重复、低误判；缺点是覆盖范围有限。Fuzzy 或 embedding grounding 可能覆盖更多表达，但需要 calibrated threshold、歧义处理与人工确认策略。当前没有这些安全条件，因此未知 hard constraint 进入 clarification，而不是进行语义猜测。</w:t>
+      </w:r>
+    </w:p>
+    <w:p>
+      <w:pPr>
+        <w:pStyle w:val="Heading2"/>
+      </w:pPr>
+      <w:r>
+        <w:t>Deterministic budget allocation</w:t>
+      </w:r>
+    </w:p>
+    <w:p>
+      <w:r>
+        <w:t>多商品总预算通过固定权重、显式 hard cap、cent precision 和 stable largest-remainder 算法分配。确定性使相同 goal 得到相同 allocation，并能验证总额守恒。Allocation 是系统派生的执行边界，不覆盖用户显式 requirement max budget。</w:t>
+      </w:r>
+    </w:p>
+    <w:p>
+      <w:pPr>
+        <w:pStyle w:val="Heading2"/>
+      </w:pPr>
+      <w:r>
+        <w:t>Quantity 到 per-unit max price</w:t>
+      </w:r>
+    </w:p>
+    <w:p>
+      <w:r>
+        <w:t>RecommendationService 的 max_price 是单件价格，而 Goal allocation 是 requirement subtotal。Workflow 必须先扣除已保留商品 subtotal，再除以 remaining quantity，并向下取整到分，才能得到不会突破 allocation 的 per-unit ceiling。该推导同时保存 provenance，便于 response projector 审计。</w:t>
+      </w:r>
+    </w:p>
+    <w:p>
+      <w:pPr>
+        <w:pStyle w:val="Heading2"/>
+      </w:pPr>
+      <w:r>
+        <w:t>Tool boundary</w:t>
+      </w:r>
+    </w:p>
+    <w:p>
+      <w:r>
+        <w:t>RecommendationToolAdapter 将 LLM 可控参数与系统控制字段分开：category、max_price、features 可由规划提出，user_id 和 exclusions 必须由可信 runtime 注入。Adapter 只校验、组装请求和安全投影，不重新实现 ranking、fallback 或 catalog filtering。</w:t>
+      </w:r>
+    </w:p>
+    <w:p>
+      <w:pPr>
+        <w:pStyle w:val="Heading2"/>
+      </w:pPr>
+      <w:r>
+        <w:t>Candidate-restricted retrieval</w:t>
+      </w:r>
+    </w:p>
+    <w:p>
+      <w:r>
+        <w:t>Recommendation 决定“考虑哪些商品”，Retrieval 决定“候选商品中哪些证据与问题相关”。candidate_item_indices 是 hard boundary，Retriever 返回的 global embedding row 必须再解析为 chunk、parent_asin 与 item_index，并与候选 identity 对齐。不能在候选为空时静默退化为全库搜索。</w:t>
+      </w:r>
+    </w:p>
+    <w:p>
+      <w:pPr>
+        <w:pStyle w:val="Heading2"/>
+      </w:pPr>
+      <w:r>
+        <w:t>Evidence 与 Recommendation 的职责差异</w:t>
+      </w:r>
+    </w:p>
+    <w:p>
+      <w:r>
+        <w:t>Recommendation 使用行为和语义信号生成候选；Evidence Retrieval 从商品知识中寻找可引用事实。推荐分数不能证明商品功能，证据相似度也不能代替个性化候选生成。分离两者可避免把“适合用户”和“事实为真”混为一谈。</w:t>
+      </w:r>
+    </w:p>
+    <w:p>
+      <w:pPr>
+        <w:pStyle w:val="Heading2"/>
+      </w:pPr>
+      <w:r>
+        <w:t>Semantic similarity 不能证明 hard constraint</w:t>
+      </w:r>
+    </w:p>
+    <w:p>
+      <w:r>
+        <w:t>向量相似度只表示文本与 query 相关。Top chunk 可能讨论夜间录像但没有 GPS，也可能是相邻类别商品。Hard constraint 必须由 verifier 在 candidate-restricted evidence 中寻找明确支持或否定信号；高 similarity 本身不能将 UNKNOWN 提升为 SUPPORTED。</w:t>
+      </w:r>
+    </w:p>
+    <w:p>
+      <w:pPr>
+        <w:pStyle w:val="Heading2"/>
+      </w:pPr>
+      <w:r>
+        <w:t>Deterministic verification</w:t>
+      </w:r>
+    </w:p>
+    <w:p>
+      <w:r>
+        <w:t>Verifier 使用共享 aliases 与边界正则识别显式支持、显式否定和冲突证据，输出 SUPPORTED、UNKNOWN、CONTRADICTED。Candidate 只有在所有 required features 都 SUPPORTED 时才 eligible。UNKNOWN 表示证据不足，不等于“不支持”。</w:t>
+      </w:r>
+    </w:p>
+    <w:p>
+      <w:pPr>
+        <w:pStyle w:val="Heading2"/>
+      </w:pPr>
+      <w:r>
+        <w:t>Bounded re-plan</w:t>
+      </w:r>
+    </w:p>
+    <w:p>
+      <w:r>
+        <w:t>开放式自动 re-plan 会扩大模型权限、引入不可预测成本，并可能静默放宽用户硬约束。当前只允许在 verification zero-eligible 时把候选池从 5 扩到 10 一次，其他约束保持不变。这个策略可测量、可审计且能明确终止。</w:t>
+      </w:r>
+    </w:p>
+    <w:p>
+      <w:pPr>
+        <w:pStyle w:val="Heading2"/>
+      </w:pPr>
+      <w:r>
+        <w:t>ShoppingPlan 作为业务真相源</w:t>
+      </w:r>
+    </w:p>
+    <w:p>
+      <w:r>
+        <w:t>Workflow state 包含控制与运行时信息，Recommendation Result 包含候选信息，Evidence 包含检索快照；只有 ShoppingPlan 持有最终业务选择、数量、预算、status 和 version。所有 mutation 经 ShoppingPlanService 执行，防止不同模块各自维护预算或商品真相。</w:t>
+      </w:r>
+    </w:p>
+    <w:p>
+      <w:pPr>
+        <w:pStyle w:val="Heading2"/>
+      </w:pPr>
+      <w:r>
+        <w:t>Control Plane Domain State Presentation Plane</w:t>
+      </w:r>
+    </w:p>
+    <w:p>
+      <w:r>
+        <w:t>Workflow 与 Planner 属于 control plane，决定下一步动作；ShoppingPlan 与 Requirement 属于 domain state，保存业务事实；Projector、API DTO 与 Web 属于 presentation plane，只安全表达既有事实。分层避免 UI 或 renderer 反向改变推荐和预算结果。</w:t>
+      </w:r>
+    </w:p>
+    <w:p>
+      <w:pPr>
+        <w:pStyle w:val="Heading2"/>
+      </w:pPr>
+      <w:r>
+        <w:t>FastAPI lifespan 与 process-scoped runtime</w:t>
+      </w:r>
+    </w:p>
+    <w:p>
+      <w:r>
+        <w:t>Recommendation embeddings、BGE-M3 和 retrieval artifact 体积大，若每次请求重新初始化会重复占用 GPU/内存并造成高延迟。FastAPI lifespan 在进程启动时构建一次 AgentRuntime，请求只复用共享 service。初始化失败直接阻止应用 ready。</w:t>
+      </w:r>
+    </w:p>
+    <w:p>
+      <w:pPr>
+        <w:pStyle w:val="Heading2"/>
+      </w:pPr>
+      <w:r>
+        <w:t>Web-safe DTO projection</w:t>
+      </w:r>
+    </w:p>
+    <w:p>
+      <w:r>
+        <w:t>直接返回 WorkflowState 会泄露 item_index、score、chunk、artifact、error_state 和 re-plan internals。API 使用 allowlist DTO，把 plan、requirement、product、verified claim、clarification 和 conflict 分开投影。未来内部模型增加字段时，外部 contract 不会自动扩大。</w:t>
+      </w:r>
+    </w:p>
+    <w:p>
+      <w:pPr>
+        <w:pStyle w:val="Heading2"/>
+      </w:pPr>
+      <w:r>
+        <w:t>Business outcome 与 system failure</w:t>
+      </w:r>
+    </w:p>
+    <w:p>
+      <w:r>
+        <w:t>READY、CLARIFICATION_REQUIRED 和 CONFLICT 都是系统正确执行后的业务结果，因此使用 HTTP 200。Provider timeout、非法 structured response、不可用 provider、Agent ERROR 和 unexpected exception 属于运行时失败，应使用 5xx ErrorResponse。Request schema 不合法仍由 FastAPI 返回 422。</w:t>
+      </w:r>
+    </w:p>
+    <w:p>
+      <w:pPr>
+        <w:pStyle w:val="Heading2"/>
+      </w:pPr>
+      <w:r>
+        <w:t>Typed exception mapping 与 Safe ErrorResponse</w:t>
+      </w:r>
+    </w:p>
+    <w:p>
+      <w:r>
+        <w:t>API 按 PlannerTimeoutError、PlannerSchemaError、PlannerProviderError 的具体子类顺序分类，再处理 unexpected exception。Public ErrorResponse 只包含稳定 error_code 和固定文案，禁止 message=str(exc)，因为异常文本可能含 provider body、token、模型或 artifact 路径。</w:t>
+      </w:r>
+    </w:p>
+    <w:p>
+      <w:pPr>
+        <w:pStyle w:val="Heading2"/>
+      </w:pPr>
+      <w:r>
+        <w:t>Startup fail-fast 与 request error isolation</w:t>
+      </w:r>
+    </w:p>
+    <w:p>
+      <w:r>
+        <w:t>Startup failure 表示服务依赖未准备好，应用不应进入 ready；request failure 表示已启动服务处理某次请求失败，应返回安全 HTTP error。把两者混在一起会导致半初始化服务或隐藏部署问题。当前 lifespan 保持 fail-fast，请求 boundary 负责脱敏映射。</w:t>
+      </w:r>
+    </w:p>
+    <w:p>
+      <w:pPr>
+        <w:pStyle w:val="Heading2"/>
+      </w:pPr>
+      <w:r>
+        <w:t>Presentation failure isolation</w:t>
+      </w:r>
+    </w:p>
+    <w:p>
+      <w:r>
+        <w:t>GroundedResponseProjector 或 Renderer 失败时，业务 workflow 可能已经得到有效 READY/CONFLICT。AgentTaskRunner 因此保留 status 与 state，仅返回安全 response_error；API 仍可投影结构化 plan。表达层故障不应回滚或篡改已完成的业务决策。</w:t>
+      </w:r>
+    </w:p>
+    <w:p>
+      <w:pPr>
+        <w:pStyle w:val="Heading2"/>
+      </w:pPr>
+      <w:r>
+        <w:t>Stage 4 能力边界</w:t>
+      </w:r>
+    </w:p>
+    <w:p>
+      <w:r>
+        <w:t>当前未实现 MySQL、Redis、Multi-Agent、ReAct、通用语义 category/feature grounding、动态跨类别预算重分配、通用 bundle repair、authentication、rate limiting、production observability 或 deployment orchestration。Retrieval 是 NumPy Exact，最终文本是 deterministic renderer。边界陈述是架构正确性的一部分。</w:t>
+      </w:r>
+    </w:p>
     <w:sectPr>
       <w:footerReference w:type="default" r:id="rId9"/>
       <w:pgSz w:w="12240" w:h="15840"/>
